--- a/templates/template_akt14_1.docx
+++ b/templates/template_akt14_1.docx
@@ -199,7 +199,7 @@
           <w:sz w:val="24"/>
           <w:szCs w:val="24"/>
         </w:rPr>
-        <w:t>{{Консултант_Фирма}}, ЕИК {{Консултант_ЕИК}}, {{Консултант_Адрес}}, инж. {{Консултант_Управител}} — Управител</w:t>
+        <w:t>{{Консултант_Фирма}}, ЕИК {{Консултант_ЕИК}}, {{Консултант_Адрес}}, {{Консултант_Управител}} — Управител</w:t>
       </w:r>
     </w:p>
     <w:p>
@@ -325,7 +325,7 @@
           <w:sz w:val="24"/>
           <w:szCs w:val="24"/>
         </w:rPr>
-        <w:t>1. инж. {{Строител_ТехРък}} — технически ръководител;</w:t>
+        <w:t>1. {{Строител_ТехРък}} — технически ръководител;</w:t>
       </w:r>
     </w:p>
     <w:p>
@@ -340,7 +340,7 @@
           <w:sz w:val="24"/>
           <w:szCs w:val="24"/>
         </w:rPr>
-        <w:t>2. инж. {{СН_Конструктивна}} — СН част Конструктивна;</w:t>
+        <w:t>2. {{СН_Конструктивна}} — СН част Конструктивна;</w:t>
       </w:r>
     </w:p>
     <w:p>
@@ -355,7 +355,7 @@
           <w:sz w:val="24"/>
           <w:szCs w:val="24"/>
         </w:rPr>
-        <w:t>3. инж. {{constructor_name}} — проектант по част Конструкти</w:t>
+        <w:t>3. {{constructor_name}} — проектант по част Конструкти</w:t>
       </w:r>
       <w:r>
         <w:rPr>
@@ -702,7 +702,7 @@
           <w:sz w:val="24"/>
           <w:szCs w:val="24"/>
         </w:rPr>
-        <w:t>(инж. {{Управител_1и3}})</w:t>
+        <w:t>({{Управител_1и3}})</w:t>
       </w:r>
     </w:p>
     <w:sectPr>

--- a/templates/template_akt14_1.docx
+++ b/templates/template_akt14_1.docx
@@ -18,7 +18,7 @@
           <w:sz w:val="18"/>
           <w:szCs w:val="18"/>
         </w:rPr>
-        <w:t>Приложение № 14  |  към чл. 7, т. 14</w:t>
+        <w:t>Приложение № 14  |  към чл. 7, ал. 3, т. 14</w:t>
       </w:r>
     </w:p>
     <w:p>

--- a/templates/template_akt14_1.docx
+++ b/templates/template_akt14_1.docx
@@ -179,7 +179,9 @@
           <w:sz w:val="24"/>
           <w:szCs w:val="24"/>
         </w:rPr>
-        <w:t>Консултант:</w:t>
+        <w:t>Консултант (строителен надзор):</w:t>
+        <w:tab/>
+        <w:t>{{Консултант_Фирма}}, ЕИК {{Консултант_ЕИК}}, {{Консултант_Адрес}}, {{Консултант_Управител}} — Управител</w:t>
       </w:r>
       <w:r>
         <w:rPr>
@@ -190,7 +192,6 @@
           <w:sz w:val="24"/>
           <w:szCs w:val="24"/>
         </w:rPr>
-        <w:tab/>
       </w:r>
       <w:r>
         <w:rPr>
@@ -199,7 +200,6 @@
           <w:sz w:val="24"/>
           <w:szCs w:val="24"/>
         </w:rPr>
-        <w:t>{{Консултант_Фирма}}, ЕИК {{Консултант_ЕИК}}, {{Консултант_Адрес}}, {{Консултант_Управител}} — Управител</w:t>
       </w:r>
     </w:p>
     <w:p>
@@ -682,7 +682,7 @@
           <w:sz w:val="24"/>
           <w:szCs w:val="24"/>
         </w:rPr>
-        <w:t xml:space="preserve">Управител СН:  </w:t>
+        <w:t>Управител СН:  ..............................   ({{Управител_1и3}})</w:t>
       </w:r>
       <w:r>
         <w:rPr>
@@ -691,7 +691,6 @@
           <w:sz w:val="24"/>
           <w:szCs w:val="24"/>
         </w:rPr>
-        <w:t xml:space="preserve">..............................   </w:t>
       </w:r>
       <w:r>
         <w:rPr>
@@ -702,7 +701,6 @@
           <w:sz w:val="24"/>
           <w:szCs w:val="24"/>
         </w:rPr>
-        <w:t>({{Управител_1и3}})</w:t>
       </w:r>
     </w:p>
     <w:sectPr>

--- a/templates/template_akt14_1.docx
+++ b/templates/template_akt14_1.docx
@@ -35,7 +35,7 @@
           <w:sz w:val="28"/>
           <w:szCs w:val="28"/>
         </w:rPr>
-        <w:t>АКТ ЗА ПРИЕМАНЕ НА КОНСТРУКЦИЯ</w:t>
+        <w:t>АКТ ЗА ПРИЕМАНЕ НА КОНСТРУКЦИЯТА</w:t>
       </w:r>
     </w:p>
     <w:p>
@@ -291,6 +291,53 @@
     </w:p>
     <w:p>
       <w:pPr>
+        <w:tabs>
+          <w:tab w:val="left" w:pos="2000"/>
+        </w:tabs>
+        <w:spacing w:before="40" w:after="40"/>
+      </w:pPr>
+      <w:r>
+        <w:rPr>
+          <w:rFonts w:ascii="Garamond" w:eastAsia="Garamond" w:hAnsi="Garamond" w:cs="Garamond"/>
+          <w:b/>
+          <w:bCs/>
+          <w:color w:val="2D3561"/>
+          <w:sz w:val="24"/>
+          <w:szCs w:val="24"/>
+        </w:rPr>
+        <w:t>Проектант:</w:t>
+        <w:tab/>
+        <w:t>{{Проектанти_Имена}}</w:t>
+      </w:r>
+      <w:r>
+        <w:rPr>
+          <w:rFonts w:ascii="Garamond" w:eastAsia="Garamond" w:hAnsi="Garamond" w:cs="Garamond"/>
+          <w:b/>
+          <w:bCs/>
+          <w:color w:val="2D3561"/>
+          <w:sz w:val="24"/>
+          <w:szCs w:val="24"/>
+        </w:rPr>
+      </w:r>
+      <w:r>
+        <w:rPr>
+          <w:rFonts w:ascii="Garamond" w:eastAsia="Garamond" w:hAnsi="Garamond" w:cs="Garamond"/>
+          <w:color w:val="6B7280"/>
+          <w:sz w:val="24"/>
+          <w:szCs w:val="24"/>
+        </w:rPr>
+      </w:r>
+      <w:r>
+        <w:rPr>
+          <w:rFonts w:ascii="Garamond" w:eastAsia="Garamond" w:hAnsi="Garamond" w:cs="Garamond"/>
+          <w:color w:val="6B7280"/>
+          <w:sz w:val="24"/>
+          <w:szCs w:val="24"/>
+        </w:rPr>
+      </w:r>
+    </w:p>
+    <w:p>
+      <w:pPr>
         <w:pBdr>
           <w:bottom w:val="single" w:sz="2" w:space="2" w:color="E5E7EB"/>
         </w:pBdr>
@@ -325,7 +372,7 @@
           <w:sz w:val="24"/>
           <w:szCs w:val="24"/>
         </w:rPr>
-        <w:t>1. {{Строител_ТехРък}} — технически ръководител;</w:t>
+        <w:t>1. {{constructor_name}}</w:t>
       </w:r>
     </w:p>
     <w:p>
@@ -340,7 +387,7 @@
           <w:sz w:val="24"/>
           <w:szCs w:val="24"/>
         </w:rPr>
-        <w:t>2. {{СН_Конструктивна}} — СН част Конструктивна;</w:t>
+        <w:t>(проектант-конструктора)</w:t>
       </w:r>
     </w:p>
     <w:p>
@@ -355,19 +402,9 @@
           <w:sz w:val="24"/>
           <w:szCs w:val="24"/>
         </w:rPr>
-        <w:t>3. {{constructor_name}} — проектант по част Конструкти</w:t>
-      </w:r>
-      <w:r>
-        <w:rPr>
-          <w:rFonts w:ascii="Garamond" w:eastAsia="Garamond" w:hAnsi="Garamond" w:cs="Garamond"/>
-          <w:color w:val="1F2937"/>
-          <w:sz w:val="24"/>
-          <w:szCs w:val="24"/>
-        </w:rPr>
-        <w:t>вна.</w:t>
-      </w:r>
-    </w:p>
-    <w:p/>
+        <w:t>2. {{Строител_ТехРък}} — представител на {{Строител_Фирма}}</w:t>
+      </w:r>
+    </w:p>
     <w:p>
       <w:pPr>
         <w:spacing w:before="60" w:after="60"/>
@@ -380,19 +417,9 @@
           <w:sz w:val="24"/>
           <w:szCs w:val="24"/>
         </w:rPr>
-        <w:t>Прегледахме изпълнението на конструкцията на строежа, както и всички документи по изпълнението — работните проекти, сертификати, протоколи от лабораторни изпитвания, дневници за изпълнените работи, заповедната книга, съставените актове и други докуме</w:t>
-      </w:r>
-      <w:r>
-        <w:rPr>
-          <w:rFonts w:ascii="Garamond" w:eastAsia="Garamond" w:hAnsi="Garamond" w:cs="Garamond"/>
-          <w:color w:val="1F2937"/>
-          <w:sz w:val="24"/>
-          <w:szCs w:val="24"/>
-        </w:rPr>
-        <w:t>нти, а именно:</w:t>
-      </w:r>
-    </w:p>
-    <w:p/>
+        <w:t>(строителя)</w:t>
+      </w:r>
+    </w:p>
     <w:p>
       <w:pPr>
         <w:spacing w:before="60" w:after="60"/>
@@ -405,7 +432,93 @@
           <w:sz w:val="24"/>
           <w:szCs w:val="24"/>
         </w:rPr>
-        <w:t>Разрешение за строеж: Протокол обр. 2; Заповедна книга; Бетонов дневник; Акт образец 3; Актове, обр. 7; Декларации за съответствие на бетон; Декларация за съответствие на арматура; други.</w:t>
+        <w:t>3. {{СН_Конструктивна}}</w:t>
+      </w:r>
+      <w:r>
+        <w:rPr>
+          <w:rFonts w:ascii="Garamond" w:eastAsia="Garamond" w:hAnsi="Garamond" w:cs="Garamond"/>
+          <w:color w:val="1F2937"/>
+          <w:sz w:val="24"/>
+          <w:szCs w:val="24"/>
+        </w:rPr>
+      </w:r>
+    </w:p>
+    <w:p>
+      <w:pPr>
+        <w:spacing w:before="60" w:after="60"/>
+        <w:jc w:val="both"/>
+      </w:pPr>
+      <w:r>
+        <w:rPr>
+          <w:rFonts w:ascii="Garamond" w:eastAsia="Garamond" w:hAnsi="Garamond" w:cs="Garamond"/>
+          <w:color w:val="1F2937"/>
+          <w:sz w:val="24"/>
+          <w:szCs w:val="24"/>
+        </w:rPr>
+        <w:t>(технически правоспособното физическо лице по част "Конструктивна" към лицето, упражняващо строителен надзор)</w:t>
+      </w:r>
+      <w:r>
+        <w:rPr>
+          <w:rFonts w:ascii="Garamond" w:eastAsia="Garamond" w:hAnsi="Garamond" w:cs="Garamond"/>
+          <w:color w:val="1F2937"/>
+          <w:sz w:val="24"/>
+          <w:szCs w:val="24"/>
+        </w:rPr>
+      </w:r>
+    </w:p>
+    <w:p/>
+    <w:p>
+      <w:pPr>
+        <w:spacing w:before="60" w:after="60"/>
+        <w:jc w:val="both"/>
+      </w:pPr>
+      <w:r>
+        <w:rPr>
+          <w:rFonts w:ascii="Garamond" w:eastAsia="Garamond" w:hAnsi="Garamond" w:cs="Garamond"/>
+          <w:color w:val="1F2937"/>
+          <w:sz w:val="24"/>
+          <w:szCs w:val="24"/>
+        </w:rPr>
+        <w:t>Прегледахме изпълнението на конструкцията на строежа, етапа или на частта от него, както и всички документи по изпълнението ѝ: работните проекти, декларации за експлоатационни показатели/декларации за характеристиките на строителния продукт на вложените строителни продукти, дневници за изпълнените работи, заповедна книга на строежа, съставените актове, протоколи и др.:</w:t>
+      </w:r>
+      <w:r>
+        <w:rPr>
+          <w:rFonts w:ascii="Garamond" w:eastAsia="Garamond" w:hAnsi="Garamond" w:cs="Garamond"/>
+          <w:color w:val="1F2937"/>
+          <w:sz w:val="24"/>
+          <w:szCs w:val="24"/>
+        </w:rPr>
+      </w:r>
+    </w:p>
+    <w:p/>
+    <w:p>
+      <w:pPr>
+        <w:spacing w:before="60" w:after="60"/>
+        <w:jc w:val="both"/>
+      </w:pPr>
+      <w:r>
+        <w:rPr>
+          <w:rFonts w:ascii="Garamond" w:eastAsia="Garamond" w:hAnsi="Garamond" w:cs="Garamond"/>
+          <w:color w:val="1F2937"/>
+          <w:sz w:val="24"/>
+          <w:szCs w:val="24"/>
+        </w:rPr>
+        <w:t>Разрешение за строеж; Протокол обр. 2; Заповедна книга; Бетонов дневник; Акт образец 3; Актове обр. 7; декларации за експлоатационни показатели на вложения бетон и армировка; други.</w:t>
+      </w:r>
+    </w:p>
+    <w:p>
+      <w:pPr>
+        <w:spacing w:before="60" w:after="60"/>
+        <w:jc w:val="both"/>
+      </w:pPr>
+      <w:r>
+        <w:rPr>
+          <w:rFonts w:ascii="Garamond" w:eastAsia="Garamond" w:hAnsi="Garamond" w:cs="Garamond"/>
+          <w:color w:val="1F2937"/>
+          <w:sz w:val="24"/>
+          <w:szCs w:val="24"/>
+        </w:rPr>
+        <w:t>(изброяват се всички документи, характеризиращи изпълнените конструкции)</w:t>
       </w:r>
     </w:p>
     <w:p/>
@@ -440,7 +553,7 @@
           <w:sz w:val="24"/>
           <w:szCs w:val="24"/>
         </w:rPr>
-        <w:t>Конструктивните елементи на строежа са изпълнени в съответствие с одобрените проекти и документация. Спазени са техният размер и начинът на изпълнението им.</w:t>
+        <w:t>1. Конструктивните елементи на строежа, етапа или на частта от него са изпълнени в съответствие с одобрените проекти и промените, предписани от проектанта в заповедната книга. Спазени са техният размер и начинът на изпълнението им.</w:t>
       </w:r>
     </w:p>
     <w:p>
@@ -455,7 +568,7 @@
           <w:sz w:val="24"/>
           <w:szCs w:val="24"/>
         </w:rPr>
-        <w:t>Няма частични недостатъци и пропуски при изпълнението по нива на елементите по т. 1, които увреждат</w:t>
+        <w:t>2. Няма частични недостатъци и пропуски при изпълнението по нива на елементите по т. 1, които увреждат сигурността на изпълнената конструкция.</w:t>
       </w:r>
       <w:r>
         <w:rPr>
@@ -464,7 +577,6 @@
           <w:sz w:val="24"/>
           <w:szCs w:val="24"/>
         </w:rPr>
-        <w:t xml:space="preserve"> сигурността на изпълнената конструкция.</w:t>
       </w:r>
     </w:p>
     <w:p/>
@@ -516,7 +628,7 @@
           <w:sz w:val="24"/>
           <w:szCs w:val="24"/>
         </w:rPr>
-        <w:t xml:space="preserve">Носещата конструкция на строежа е в състояние да понесе по време на последващото изпълнение на СМР, както и при експлоатацията му всички постоянни, временни и особени натоварвания съгласно проекта и действащата нормативна уредба и разрешаваме изпълнението </w:t>
+        <w:t>Носещата конструкция на строежа, етапа или частта от него е в състояние да понесе по време на последващото изпълнение на СМР, както и при експлоатацията му всички постоянни, временни и особени натоварвания съгласно проекта и действащата нормативна уредба и разрешаваме изпълнението на довършителните работи.</w:t>
       </w:r>
       <w:r>
         <w:rPr>
@@ -525,7 +637,6 @@
           <w:sz w:val="24"/>
           <w:szCs w:val="24"/>
         </w:rPr>
-        <w:t>на довършителните работи.</w:t>
       </w:r>
     </w:p>
     <w:p>
@@ -566,7 +677,7 @@
           <w:sz w:val="24"/>
           <w:szCs w:val="24"/>
         </w:rPr>
-        <w:t xml:space="preserve">1. Техн. ръководител:  </w:t>
+        <w:t>1. Проектант-конструктор:  ..............................   ({{ПЖ_Конструктивна_1и3}})</w:t>
       </w:r>
       <w:r>
         <w:rPr>
@@ -575,7 +686,6 @@
           <w:sz w:val="24"/>
           <w:szCs w:val="24"/>
         </w:rPr>
-        <w:t xml:space="preserve">..............................   </w:t>
       </w:r>
       <w:r>
         <w:rPr>
@@ -586,7 +696,6 @@
           <w:sz w:val="24"/>
           <w:szCs w:val="24"/>
         </w:rPr>
-        <w:t>({{ТехРък_1и3}})</w:t>
       </w:r>
     </w:p>
     <w:p>
@@ -600,8 +709,7 @@
           <w:sz w:val="24"/>
           <w:szCs w:val="24"/>
         </w:rPr>
-        <w:lastRenderedPageBreak/>
-        <w:t xml:space="preserve">2. СН Конструктивна:  </w:t>
+        <w:t>2. Строител:  ..............................   ({{ТехРък_1и3}})</w:t>
       </w:r>
       <w:r>
         <w:rPr>
@@ -610,7 +718,6 @@
           <w:sz w:val="24"/>
           <w:szCs w:val="24"/>
         </w:rPr>
-        <w:t xml:space="preserve">..............................   </w:t>
       </w:r>
       <w:r>
         <w:rPr>
@@ -621,7 +728,6 @@
           <w:sz w:val="24"/>
           <w:szCs w:val="24"/>
         </w:rPr>
-        <w:t>({{СН_Конструктивна}})</w:t>
       </w:r>
     </w:p>
     <w:p>
@@ -635,7 +741,7 @@
           <w:sz w:val="24"/>
           <w:szCs w:val="24"/>
         </w:rPr>
-        <w:t xml:space="preserve">3. Проектант:  </w:t>
+        <w:t>3. СН Конструктивна:  ..............................   ({{СН_Конструктивна_1и3}})</w:t>
       </w:r>
       <w:r>
         <w:rPr>
@@ -644,7 +750,6 @@
           <w:sz w:val="24"/>
           <w:szCs w:val="24"/>
         </w:rPr>
-        <w:t xml:space="preserve">..............................   </w:t>
       </w:r>
       <w:r>
         <w:rPr>
@@ -655,7 +760,6 @@
           <w:sz w:val="24"/>
           <w:szCs w:val="24"/>
         </w:rPr>
-        <w:t>({{constructor_name</w:t>
       </w:r>
       <w:r>
         <w:rPr>
@@ -666,7 +770,6 @@
           <w:sz w:val="24"/>
           <w:szCs w:val="24"/>
         </w:rPr>
-        <w:t>}})</w:t>
       </w:r>
     </w:p>
     <w:p/>
@@ -683,6 +786,38 @@
           <w:szCs w:val="24"/>
         </w:rPr>
         <w:t>Управител СН:  ..............................   ({{Управител_1и3}})</w:t>
+      </w:r>
+      <w:r>
+        <w:rPr>
+          <w:rFonts w:ascii="Garamond" w:eastAsia="Garamond" w:hAnsi="Garamond" w:cs="Garamond"/>
+          <w:color w:val="9CA3AF"/>
+          <w:sz w:val="24"/>
+          <w:szCs w:val="24"/>
+        </w:rPr>
+      </w:r>
+      <w:r>
+        <w:rPr>
+          <w:rFonts w:ascii="Garamond" w:eastAsia="Garamond" w:hAnsi="Garamond" w:cs="Garamond"/>
+          <w:i/>
+          <w:iCs/>
+          <w:color w:val="6B7280"/>
+          <w:sz w:val="24"/>
+          <w:szCs w:val="24"/>
+        </w:rPr>
+      </w:r>
+    </w:p>
+    <w:p>
+      <w:pPr>
+        <w:spacing w:before="120" w:after="60"/>
+      </w:pPr>
+      <w:r>
+        <w:rPr>
+          <w:rFonts w:ascii="Garamond" w:eastAsia="Garamond" w:hAnsi="Garamond" w:cs="Garamond"/>
+          <w:color w:val="2D3561"/>
+          <w:sz w:val="24"/>
+          <w:szCs w:val="24"/>
+        </w:rPr>
+        <w:t>(име и фамилия, подпис и печат)</w:t>
       </w:r>
       <w:r>
         <w:rPr>

--- a/templates/template_akt14_1.docx
+++ b/templates/template_akt14_1.docx
@@ -18,7 +18,7 @@
           <w:sz w:val="18"/>
           <w:szCs w:val="18"/>
         </w:rPr>
-        <w:t>Приложение № 14  |  към чл. 7, ал. 3, т. 14</w:t>
+        <w:t>Приложение № 14 към чл. 7, ал. 3, т. 14</w:t>
       </w:r>
     </w:p>
     <w:p>
@@ -46,296 +46,509 @@
         <w:spacing w:before="120" w:after="120"/>
       </w:pPr>
     </w:p>
-    <w:p>
-      <w:pPr>
-        <w:tabs>
-          <w:tab w:val="left" w:pos="2000"/>
-        </w:tabs>
-        <w:spacing w:before="40" w:after="40"/>
-      </w:pPr>
-      <w:r>
-        <w:rPr>
-          <w:rFonts w:ascii="Garamond" w:eastAsia="Garamond" w:hAnsi="Garamond" w:cs="Garamond"/>
-          <w:b/>
-          <w:bCs/>
-          <w:color w:val="2D3561"/>
-          <w:sz w:val="24"/>
-          <w:szCs w:val="24"/>
-        </w:rPr>
-        <w:t>Строеж:</w:t>
-      </w:r>
-      <w:r>
-        <w:rPr>
-          <w:rFonts w:ascii="Garamond" w:eastAsia="Garamond" w:hAnsi="Garamond" w:cs="Garamond"/>
-          <w:b/>
-          <w:bCs/>
-          <w:color w:val="2D3561"/>
-          <w:sz w:val="24"/>
-          <w:szCs w:val="24"/>
-        </w:rPr>
-        <w:tab/>
-      </w:r>
-      <w:r>
-        <w:rPr>
-          <w:rFonts w:ascii="Garamond" w:eastAsia="Garamond" w:hAnsi="Garamond" w:cs="Garamond"/>
-          <w:color w:val="6B7280"/>
-          <w:sz w:val="24"/>
-          <w:szCs w:val="24"/>
-        </w:rPr>
-        <w:t>{{Строеж}}</w:t>
-      </w:r>
-    </w:p>
-    <w:p>
-      <w:pPr>
-        <w:tabs>
-          <w:tab w:val="left" w:pos="2000"/>
-        </w:tabs>
-        <w:spacing w:before="40" w:after="40"/>
-      </w:pPr>
-      <w:r>
-        <w:rPr>
-          <w:rFonts w:ascii="Garamond" w:eastAsia="Garamond" w:hAnsi="Garamond" w:cs="Garamond"/>
-          <w:b/>
-          <w:bCs/>
-          <w:color w:val="2D3561"/>
-          <w:sz w:val="24"/>
-          <w:szCs w:val="24"/>
-        </w:rPr>
-        <w:t>Местонахождение:</w:t>
-      </w:r>
-      <w:r>
-        <w:rPr>
-          <w:rFonts w:ascii="Garamond" w:eastAsia="Garamond" w:hAnsi="Garamond" w:cs="Garamond"/>
-          <w:b/>
-          <w:bCs/>
-          <w:color w:val="2D3561"/>
-          <w:sz w:val="24"/>
-          <w:szCs w:val="24"/>
-        </w:rPr>
-        <w:tab/>
-      </w:r>
-      <w:r>
-        <w:rPr>
-          <w:rFonts w:ascii="Garamond" w:eastAsia="Garamond" w:hAnsi="Garamond" w:cs="Garamond"/>
-          <w:color w:val="6B7280"/>
-          <w:sz w:val="24"/>
-          <w:szCs w:val="24"/>
-        </w:rPr>
-        <w:t>{{Адрес}}</w:t>
-      </w:r>
-    </w:p>
-    <w:p>
-      <w:pPr>
-        <w:tabs>
-          <w:tab w:val="left" w:pos="2000"/>
-        </w:tabs>
-        <w:spacing w:before="40" w:after="40"/>
-      </w:pPr>
-      <w:r>
-        <w:rPr>
-          <w:rFonts w:ascii="Garamond" w:eastAsia="Garamond" w:hAnsi="Garamond" w:cs="Garamond"/>
-          <w:b/>
-          <w:bCs/>
-          <w:color w:val="2D3561"/>
-          <w:sz w:val="24"/>
-          <w:szCs w:val="24"/>
-        </w:rPr>
-        <w:t>Възложител:</w:t>
-      </w:r>
-      <w:r>
-        <w:rPr>
-          <w:rFonts w:ascii="Garamond" w:eastAsia="Garamond" w:hAnsi="Garamond" w:cs="Garamond"/>
-          <w:b/>
-          <w:bCs/>
-          <w:color w:val="2D3561"/>
-          <w:sz w:val="24"/>
-          <w:szCs w:val="24"/>
-        </w:rPr>
-        <w:tab/>
-      </w:r>
-      <w:r>
-        <w:rPr>
-          <w:rFonts w:ascii="Garamond" w:eastAsia="Garamond" w:hAnsi="Garamond" w:cs="Garamond"/>
-          <w:color w:val="6B7280"/>
-          <w:sz w:val="24"/>
-          <w:szCs w:val="24"/>
-        </w:rPr>
-        <w:t>{{Възложител_Блок}}</w:t>
-      </w:r>
-    </w:p>
-    <w:p>
-      <w:pPr>
-        <w:tabs>
-          <w:tab w:val="left" w:pos="2000"/>
-        </w:tabs>
-        <w:spacing w:before="40" w:after="40"/>
-      </w:pPr>
-      <w:r>
-        <w:rPr>
-          <w:rFonts w:ascii="Garamond" w:eastAsia="Garamond" w:hAnsi="Garamond" w:cs="Garamond"/>
-          <w:b/>
-          <w:bCs/>
-          <w:color w:val="2D3561"/>
-          <w:sz w:val="24"/>
-          <w:szCs w:val="24"/>
-        </w:rPr>
-        <w:t>Консултант (строителен надзор):</w:t>
-        <w:tab/>
-        <w:t>{{Консултант_Фирма}}, ЕИК {{Консултант_ЕИК}}, {{Консултант_Адрес}}, {{Консултант_Управител}} — Управител</w:t>
-      </w:r>
-      <w:r>
-        <w:rPr>
-          <w:rFonts w:ascii="Garamond" w:eastAsia="Garamond" w:hAnsi="Garamond" w:cs="Garamond"/>
-          <w:b/>
-          <w:bCs/>
-          <w:color w:val="2D3561"/>
-          <w:sz w:val="24"/>
-          <w:szCs w:val="24"/>
-        </w:rPr>
-      </w:r>
-      <w:r>
-        <w:rPr>
-          <w:rFonts w:ascii="Garamond" w:eastAsia="Garamond" w:hAnsi="Garamond" w:cs="Garamond"/>
-          <w:color w:val="6B7280"/>
-          <w:sz w:val="24"/>
-          <w:szCs w:val="24"/>
-        </w:rPr>
-      </w:r>
-    </w:p>
-    <w:p>
-      <w:pPr>
-        <w:tabs>
-          <w:tab w:val="left" w:pos="2000"/>
-        </w:tabs>
-        <w:spacing w:before="40" w:after="40"/>
-      </w:pPr>
-      <w:r>
-        <w:rPr>
-          <w:rFonts w:ascii="Garamond" w:eastAsia="Garamond" w:hAnsi="Garamond" w:cs="Garamond"/>
-          <w:b/>
-          <w:bCs/>
-          <w:color w:val="2D3561"/>
-          <w:sz w:val="24"/>
-          <w:szCs w:val="24"/>
-        </w:rPr>
-        <w:t>Техн. ръководител:</w:t>
-      </w:r>
-      <w:r>
-        <w:rPr>
-          <w:rFonts w:ascii="Garamond" w:eastAsia="Garamond" w:hAnsi="Garamond" w:cs="Garamond"/>
-          <w:b/>
-          <w:bCs/>
-          <w:color w:val="2D3561"/>
-          <w:sz w:val="24"/>
-          <w:szCs w:val="24"/>
-        </w:rPr>
-        <w:tab/>
-      </w:r>
-      <w:r>
-        <w:rPr>
-          <w:rFonts w:ascii="Garamond" w:eastAsia="Garamond" w:hAnsi="Garamond" w:cs="Garamond"/>
-          <w:color w:val="6B7280"/>
-          <w:sz w:val="24"/>
-          <w:szCs w:val="24"/>
-        </w:rPr>
-        <w:t>{{Строител_ТехРък}}</w:t>
-      </w:r>
-    </w:p>
-    <w:p>
-      <w:pPr>
-        <w:tabs>
-          <w:tab w:val="left" w:pos="2000"/>
-        </w:tabs>
-        <w:spacing w:before="40" w:after="40"/>
-      </w:pPr>
-      <w:r>
-        <w:rPr>
-          <w:rFonts w:ascii="Garamond" w:eastAsia="Garamond" w:hAnsi="Garamond" w:cs="Garamond"/>
-          <w:b/>
-          <w:bCs/>
-          <w:color w:val="2D3561"/>
-          <w:sz w:val="24"/>
-          <w:szCs w:val="24"/>
-        </w:rPr>
-        <w:t>Строител:</w:t>
-      </w:r>
-      <w:r>
-        <w:rPr>
-          <w:rFonts w:ascii="Garamond" w:eastAsia="Garamond" w:hAnsi="Garamond" w:cs="Garamond"/>
-          <w:b/>
-          <w:bCs/>
-          <w:color w:val="2D3561"/>
-          <w:sz w:val="24"/>
-          <w:szCs w:val="24"/>
-        </w:rPr>
-        <w:tab/>
-      </w:r>
-      <w:r>
-        <w:rPr>
-          <w:rFonts w:ascii="Garamond" w:eastAsia="Garamond" w:hAnsi="Garamond" w:cs="Garamond"/>
-          <w:color w:val="6B7280"/>
-          <w:sz w:val="24"/>
-          <w:szCs w:val="24"/>
-        </w:rPr>
-        <w:t>{{Строител_Фирма}}, ЕИК {{Строител_ЕИК}}, {{Строител_Адрес}}, представлявано от {{Строител_Управи</w:t>
-      </w:r>
-      <w:r>
-        <w:rPr>
-          <w:rFonts w:ascii="Garamond" w:eastAsia="Garamond" w:hAnsi="Garamond" w:cs="Garamond"/>
-          <w:color w:val="6B7280"/>
-          <w:sz w:val="24"/>
-          <w:szCs w:val="24"/>
-        </w:rPr>
-        <w:t>тел}}</w:t>
-      </w:r>
-    </w:p>
-    <w:p>
-      <w:pPr>
-        <w:tabs>
-          <w:tab w:val="left" w:pos="2000"/>
-        </w:tabs>
-        <w:spacing w:before="40" w:after="40"/>
-      </w:pPr>
-      <w:r>
-        <w:rPr>
-          <w:rFonts w:ascii="Garamond" w:eastAsia="Garamond" w:hAnsi="Garamond" w:cs="Garamond"/>
-          <w:b/>
-          <w:bCs/>
-          <w:color w:val="2D3561"/>
-          <w:sz w:val="24"/>
-          <w:szCs w:val="24"/>
-        </w:rPr>
-        <w:t>Проектант:</w:t>
-        <w:tab/>
-        <w:t>{{Проектанти_Имена}}</w:t>
-      </w:r>
-      <w:r>
-        <w:rPr>
-          <w:rFonts w:ascii="Garamond" w:eastAsia="Garamond" w:hAnsi="Garamond" w:cs="Garamond"/>
-          <w:b/>
-          <w:bCs/>
-          <w:color w:val="2D3561"/>
-          <w:sz w:val="24"/>
-          <w:szCs w:val="24"/>
-        </w:rPr>
-      </w:r>
-      <w:r>
-        <w:rPr>
-          <w:rFonts w:ascii="Garamond" w:eastAsia="Garamond" w:hAnsi="Garamond" w:cs="Garamond"/>
-          <w:color w:val="6B7280"/>
-          <w:sz w:val="24"/>
-          <w:szCs w:val="24"/>
-        </w:rPr>
-      </w:r>
-      <w:r>
-        <w:rPr>
-          <w:rFonts w:ascii="Garamond" w:eastAsia="Garamond" w:hAnsi="Garamond" w:cs="Garamond"/>
-          <w:color w:val="6B7280"/>
-          <w:sz w:val="24"/>
-          <w:szCs w:val="24"/>
-        </w:rPr>
-      </w:r>
-    </w:p>
+    <w:tbl>
+      <w:tblPr>
+        <w:tblW w:w="0" w:type="auto"/>
+        <w:jc w:val="center"/>
+        <w:tblLayout w:type="fixed"/>
+        <w:tblLook w:val="04A0" w:firstRow="1" w:lastRow="0" w:firstColumn="1" w:lastColumn="0" w:noHBand="0" w:noVBand="1"/>
+      </w:tblPr>
+      <w:tblGrid>
+        <w:gridCol w:w="2438"/>
+        <w:gridCol w:w="7427"/>
+      </w:tblGrid>
+      <w:tr>
+        <w:trPr>
+          <w:cantSplit/>
+          <w:jc w:val="center"/>
+        </w:trPr>
+        <w:tc>
+          <w:tcPr>
+            <w:tcW w:w="2438" w:type="dxa"/>
+            <w:tcBorders>
+              <w:top w:val="nil"/>
+              <w:left w:val="nil"/>
+              <w:bottom w:val="nil"/>
+              <w:right w:val="nil"/>
+            </w:tcBorders>
+            <w:tcMar>
+              <w:top w:w="35" w:type="dxa"/>
+              <w:left w:w="40" w:type="dxa"/>
+              <w:bottom w:w="35" w:type="dxa"/>
+              <w:right w:w="60" w:type="dxa"/>
+            </w:tcMar>
+          </w:tcPr>
+          <w:p>
+            <w:pPr>
+              <w:pStyle w:val="FieldLabel"/>
+              <w:keepLines/>
+            </w:pPr>
+            <w:proofErr w:type="spellStart"/>
+            <w:r>
+              <w:t>Строеж:</w:t>
+            </w:r>
+            <w:proofErr w:type="spellEnd"/>
+            <w:r/>
+          </w:p>
+        </w:tc>
+        <w:tc>
+          <w:tcPr>
+            <w:tcW w:w="7427" w:type="dxa"/>
+            <w:tcBorders>
+              <w:top w:val="nil"/>
+              <w:left w:val="nil"/>
+              <w:bottom w:val="nil"/>
+              <w:right w:val="nil"/>
+            </w:tcBorders>
+            <w:tcMar>
+              <w:top w:w="35" w:type="dxa"/>
+              <w:left w:w="40" w:type="dxa"/>
+              <w:bottom w:w="35" w:type="dxa"/>
+              <w:right w:w="60" w:type="dxa"/>
+            </w:tcMar>
+          </w:tcPr>
+          <w:p>
+            <w:pPr>
+              <w:pStyle w:val="FieldValue"/>
+              <w:keepLines/>
+              <w:pBdr>
+                <w:bottom w:val="single" w:sz="5" w:space="1" w:color="BCBCBC"/>
+              </w:pBdr>
+            </w:pPr>
+            <w:r>
+              <w:rPr>
+                <w:rFonts w:eastAsia="Georgia" w:cs="Georgia"/>
+                <w:sz w:val="20"/>
+              </w:rPr>
+              <w:t>{{Строеж}}</w:t>
+            </w:r>
+          </w:p>
+        </w:tc>
+      </w:tr>
+      <w:tr>
+        <w:trPr>
+          <w:cantSplit/>
+          <w:jc w:val="center"/>
+        </w:trPr>
+        <w:tc>
+          <w:tcPr>
+            <w:tcW w:w="2438" w:type="dxa"/>
+            <w:tcBorders>
+              <w:top w:val="nil"/>
+              <w:left w:val="nil"/>
+              <w:bottom w:val="nil"/>
+              <w:right w:val="nil"/>
+            </w:tcBorders>
+            <w:tcMar>
+              <w:top w:w="35" w:type="dxa"/>
+              <w:left w:w="40" w:type="dxa"/>
+              <w:bottom w:w="35" w:type="dxa"/>
+              <w:right w:w="60" w:type="dxa"/>
+            </w:tcMar>
+          </w:tcPr>
+          <w:p>
+            <w:pPr>
+              <w:pStyle w:val="FieldLabel"/>
+              <w:keepLines/>
+            </w:pPr>
+            <w:proofErr w:type="spellStart"/>
+            <w:r>
+              <w:t>Местонахождение:</w:t>
+            </w:r>
+            <w:proofErr w:type="spellEnd"/>
+            <w:r/>
+          </w:p>
+        </w:tc>
+        <w:tc>
+          <w:tcPr>
+            <w:tcW w:w="7427" w:type="dxa"/>
+            <w:tcBorders>
+              <w:top w:val="nil"/>
+              <w:left w:val="nil"/>
+              <w:bottom w:val="nil"/>
+              <w:right w:val="nil"/>
+            </w:tcBorders>
+            <w:tcMar>
+              <w:top w:w="35" w:type="dxa"/>
+              <w:left w:w="40" w:type="dxa"/>
+              <w:bottom w:w="35" w:type="dxa"/>
+              <w:right w:w="60" w:type="dxa"/>
+            </w:tcMar>
+          </w:tcPr>
+          <w:p>
+            <w:pPr>
+              <w:pStyle w:val="FieldValue"/>
+              <w:keepLines/>
+              <w:pBdr>
+                <w:bottom w:val="single" w:sz="5" w:space="1" w:color="BCBCBC"/>
+              </w:pBdr>
+            </w:pPr>
+            <w:r>
+              <w:rPr>
+                <w:rFonts w:eastAsia="Georgia" w:cs="Georgia"/>
+                <w:sz w:val="20"/>
+              </w:rPr>
+              <w:t>{{Адрес}}</w:t>
+            </w:r>
+          </w:p>
+        </w:tc>
+      </w:tr>
+      <w:tr>
+        <w:trPr>
+          <w:cantSplit/>
+          <w:jc w:val="center"/>
+        </w:trPr>
+        <w:tc>
+          <w:tcPr>
+            <w:tcW w:w="2438" w:type="dxa"/>
+            <w:tcBorders>
+              <w:top w:val="nil"/>
+              <w:left w:val="nil"/>
+              <w:bottom w:val="nil"/>
+              <w:right w:val="nil"/>
+            </w:tcBorders>
+            <w:tcMar>
+              <w:top w:w="35" w:type="dxa"/>
+              <w:left w:w="40" w:type="dxa"/>
+              <w:bottom w:w="35" w:type="dxa"/>
+              <w:right w:w="60" w:type="dxa"/>
+            </w:tcMar>
+          </w:tcPr>
+          <w:p>
+            <w:pPr>
+              <w:pStyle w:val="FieldLabel"/>
+              <w:keepLines/>
+            </w:pPr>
+            <w:proofErr w:type="spellStart"/>
+            <w:r>
+              <w:t>Възложител:</w:t>
+            </w:r>
+            <w:proofErr w:type="spellEnd"/>
+            <w:r/>
+          </w:p>
+        </w:tc>
+        <w:tc>
+          <w:tcPr>
+            <w:tcW w:w="7427" w:type="dxa"/>
+            <w:tcBorders>
+              <w:top w:val="nil"/>
+              <w:left w:val="nil"/>
+              <w:bottom w:val="nil"/>
+              <w:right w:val="nil"/>
+            </w:tcBorders>
+            <w:tcMar>
+              <w:top w:w="35" w:type="dxa"/>
+              <w:left w:w="40" w:type="dxa"/>
+              <w:bottom w:w="35" w:type="dxa"/>
+              <w:right w:w="60" w:type="dxa"/>
+            </w:tcMar>
+          </w:tcPr>
+          <w:p>
+            <w:pPr>
+              <w:pStyle w:val="FieldValue"/>
+              <w:keepLines/>
+              <w:pBdr>
+                <w:bottom w:val="single" w:sz="5" w:space="1" w:color="BCBCBC"/>
+              </w:pBdr>
+            </w:pPr>
+            <w:r>
+              <w:rPr>
+                <w:rFonts w:eastAsia="Georgia" w:cs="Georgia"/>
+                <w:sz w:val="20"/>
+              </w:rPr>
+              <w:t>{{Възложител_Блок}}</w:t>
+            </w:r>
+          </w:p>
+        </w:tc>
+      </w:tr>
+      <w:tr>
+        <w:trPr>
+          <w:cantSplit/>
+          <w:jc w:val="center"/>
+        </w:trPr>
+        <w:tc>
+          <w:tcPr>
+            <w:tcW w:w="2438" w:type="dxa"/>
+            <w:tcBorders>
+              <w:top w:val="nil"/>
+              <w:left w:val="nil"/>
+              <w:bottom w:val="nil"/>
+              <w:right w:val="nil"/>
+            </w:tcBorders>
+            <w:tcMar>
+              <w:top w:w="35" w:type="dxa"/>
+              <w:left w:w="40" w:type="dxa"/>
+              <w:bottom w:w="35" w:type="dxa"/>
+              <w:right w:w="60" w:type="dxa"/>
+            </w:tcMar>
+          </w:tcPr>
+          <w:p>
+            <w:pPr>
+              <w:pStyle w:val="FieldLabel"/>
+              <w:keepLines/>
+            </w:pPr>
+            <w:proofErr w:type="spellStart"/>
+            <w:r>
+              <w:t>Консултант (строителен надзор):</w:t>
+            </w:r>
+            <w:bookmarkStart w:id="0" w:name="_GoBack"/>
+            <w:bookmarkEnd w:id="0"/>
+            <w:r/>
+            <w:proofErr w:type="spellEnd"/>
+            <w:r/>
+            <w:proofErr w:type="spellStart"/>
+            <w:r/>
+            <w:proofErr w:type="spellEnd"/>
+            <w:r/>
+            <w:proofErr w:type="spellStart"/>
+            <w:r/>
+            <w:proofErr w:type="spellEnd"/>
+            <w:r/>
+          </w:p>
+        </w:tc>
+        <w:tc>
+          <w:tcPr>
+            <w:tcW w:w="7427" w:type="dxa"/>
+            <w:tcBorders>
+              <w:top w:val="nil"/>
+              <w:left w:val="nil"/>
+              <w:bottom w:val="nil"/>
+              <w:right w:val="nil"/>
+            </w:tcBorders>
+            <w:tcMar>
+              <w:top w:w="35" w:type="dxa"/>
+              <w:left w:w="40" w:type="dxa"/>
+              <w:bottom w:w="35" w:type="dxa"/>
+              <w:right w:w="60" w:type="dxa"/>
+            </w:tcMar>
+          </w:tcPr>
+          <w:p>
+            <w:pPr>
+              <w:pStyle w:val="FieldValue"/>
+              <w:keepLines/>
+              <w:pBdr>
+                <w:bottom w:val="single" w:sz="5" w:space="1" w:color="BCBCBC"/>
+              </w:pBdr>
+            </w:pPr>
+            <w:r>
+              <w:rPr>
+                <w:rFonts w:eastAsia="Georgia" w:cs="Georgia"/>
+                <w:sz w:val="20"/>
+              </w:rPr>
+              <w:t>{{Консултант_Фирма}}, ЕИК {{Консултант_ЕИК}}, {{Консултант_Адрес}}, {{Консултант_Управител}} — Управител</w:t>
+            </w:r>
+          </w:p>
+        </w:tc>
+      </w:tr>
+      <w:tr>
+        <w:trPr>
+          <w:cantSplit/>
+          <w:jc w:val="center"/>
+        </w:trPr>
+        <w:tc>
+          <w:tcPr>
+            <w:tcW w:w="2438" w:type="dxa"/>
+            <w:tcBorders>
+              <w:top w:val="nil"/>
+              <w:left w:val="nil"/>
+              <w:bottom w:val="nil"/>
+              <w:right w:val="nil"/>
+            </w:tcBorders>
+            <w:tcMar>
+              <w:top w:w="35" w:type="dxa"/>
+              <w:left w:w="40" w:type="dxa"/>
+              <w:bottom w:w="35" w:type="dxa"/>
+              <w:right w:w="60" w:type="dxa"/>
+            </w:tcMar>
+          </w:tcPr>
+          <w:p>
+            <w:pPr>
+              <w:pStyle w:val="FieldLabel"/>
+              <w:keepLines/>
+            </w:pPr>
+            <w:proofErr w:type="spellStart"/>
+            <w:r>
+              <w:t>Техн. ръководител:</w:t>
+            </w:r>
+            <w:proofErr w:type="spellEnd"/>
+            <w:r/>
+            <w:proofErr w:type="spellStart"/>
+            <w:r/>
+            <w:proofErr w:type="spellEnd"/>
+            <w:r/>
+          </w:p>
+        </w:tc>
+        <w:tc>
+          <w:tcPr>
+            <w:tcW w:w="7427" w:type="dxa"/>
+            <w:tcBorders>
+              <w:top w:val="nil"/>
+              <w:left w:val="nil"/>
+              <w:bottom w:val="nil"/>
+              <w:right w:val="nil"/>
+            </w:tcBorders>
+            <w:tcMar>
+              <w:top w:w="35" w:type="dxa"/>
+              <w:left w:w="40" w:type="dxa"/>
+              <w:bottom w:w="35" w:type="dxa"/>
+              <w:right w:w="60" w:type="dxa"/>
+            </w:tcMar>
+          </w:tcPr>
+          <w:p>
+            <w:pPr>
+              <w:pStyle w:val="FieldValue"/>
+              <w:keepLines/>
+              <w:pBdr>
+                <w:bottom w:val="single" w:sz="5" w:space="1" w:color="BCBCBC"/>
+              </w:pBdr>
+            </w:pPr>
+            <w:r>
+              <w:rPr>
+                <w:rFonts w:eastAsia="Georgia" w:cs="Georgia"/>
+                <w:sz w:val="20"/>
+              </w:rPr>
+              <w:t>{{Строител_ТехРък}}</w:t>
+            </w:r>
+          </w:p>
+        </w:tc>
+      </w:tr>
+      <w:tr>
+        <w:trPr>
+          <w:cantSplit/>
+          <w:jc w:val="center"/>
+        </w:trPr>
+        <w:tc>
+          <w:tcPr>
+            <w:tcW w:w="2438" w:type="dxa"/>
+            <w:tcBorders>
+              <w:top w:val="nil"/>
+              <w:left w:val="nil"/>
+              <w:bottom w:val="nil"/>
+              <w:right w:val="nil"/>
+            </w:tcBorders>
+            <w:tcMar>
+              <w:top w:w="35" w:type="dxa"/>
+              <w:left w:w="40" w:type="dxa"/>
+              <w:bottom w:w="35" w:type="dxa"/>
+              <w:right w:w="60" w:type="dxa"/>
+            </w:tcMar>
+          </w:tcPr>
+          <w:p>
+            <w:pPr>
+              <w:pStyle w:val="FieldLabel"/>
+              <w:keepLines/>
+            </w:pPr>
+            <w:proofErr w:type="spellStart"/>
+            <w:r>
+              <w:t>Строител:</w:t>
+            </w:r>
+            <w:proofErr w:type="spellEnd"/>
+            <w:r/>
+          </w:p>
+        </w:tc>
+        <w:tc>
+          <w:tcPr>
+            <w:tcW w:w="7427" w:type="dxa"/>
+            <w:tcBorders>
+              <w:top w:val="nil"/>
+              <w:left w:val="nil"/>
+              <w:bottom w:val="nil"/>
+              <w:right w:val="nil"/>
+            </w:tcBorders>
+            <w:tcMar>
+              <w:top w:w="35" w:type="dxa"/>
+              <w:left w:w="40" w:type="dxa"/>
+              <w:bottom w:w="35" w:type="dxa"/>
+              <w:right w:w="60" w:type="dxa"/>
+            </w:tcMar>
+          </w:tcPr>
+          <w:p>
+            <w:pPr>
+              <w:pStyle w:val="FieldValue"/>
+              <w:keepLines/>
+              <w:pBdr>
+                <w:bottom w:val="single" w:sz="5" w:space="1" w:color="BCBCBC"/>
+              </w:pBdr>
+            </w:pPr>
+            <w:r>
+              <w:rPr>
+                <w:rFonts w:eastAsia="Georgia" w:cs="Georgia"/>
+                <w:sz w:val="20"/>
+              </w:rPr>
+              <w:t>{{Строител_Фирма}}, ЕИК {{Строител_ЕИК}}, {{Строител_Адрес}}, представлявано от {{Строител_Управител}}</w:t>
+            </w:r>
+          </w:p>
+        </w:tc>
+      </w:tr>
+      <w:tr>
+        <w:trPr>
+          <w:cantSplit/>
+          <w:jc w:val="center"/>
+        </w:trPr>
+        <w:tc>
+          <w:tcPr>
+            <w:tcW w:w="2438" w:type="dxa"/>
+            <w:tcBorders>
+              <w:top w:val="nil"/>
+              <w:left w:val="nil"/>
+              <w:bottom w:val="nil"/>
+              <w:right w:val="nil"/>
+            </w:tcBorders>
+            <w:tcMar>
+              <w:top w:w="35" w:type="dxa"/>
+              <w:left w:w="40" w:type="dxa"/>
+              <w:bottom w:w="35" w:type="dxa"/>
+              <w:right w:w="60" w:type="dxa"/>
+            </w:tcMar>
+          </w:tcPr>
+          <w:p>
+            <w:pPr>
+              <w:pStyle w:val="FieldLabel"/>
+              <w:keepLines/>
+            </w:pPr>
+            <w:proofErr w:type="spellStart"/>
+            <w:r>
+              <w:t>Проектант:</w:t>
+            </w:r>
+            <w:proofErr w:type="spellEnd"/>
+            <w:r/>
+          </w:p>
+        </w:tc>
+        <w:tc>
+          <w:tcPr>
+            <w:tcW w:w="7427" w:type="dxa"/>
+            <w:tcBorders>
+              <w:top w:val="nil"/>
+              <w:left w:val="nil"/>
+              <w:bottom w:val="nil"/>
+              <w:right w:val="nil"/>
+            </w:tcBorders>
+            <w:tcMar>
+              <w:top w:w="35" w:type="dxa"/>
+              <w:left w:w="40" w:type="dxa"/>
+              <w:bottom w:w="35" w:type="dxa"/>
+              <w:right w:w="60" w:type="dxa"/>
+            </w:tcMar>
+          </w:tcPr>
+          <w:p>
+            <w:pPr>
+              <w:pStyle w:val="FieldValue"/>
+              <w:keepLines/>
+              <w:pBdr>
+                <w:bottom w:val="single" w:sz="5" w:space="1" w:color="BCBCBC"/>
+              </w:pBdr>
+            </w:pPr>
+            <w:r>
+              <w:rPr>
+                <w:rFonts w:eastAsia="Georgia" w:cs="Georgia"/>
+                <w:sz w:val="20"/>
+              </w:rPr>
+              <w:t>{{Проектанти_Имена}}</w:t>
+            </w:r>
+          </w:p>
+        </w:tc>
+      </w:tr>
+    </w:tbl>
     <w:p>
       <w:pPr>
         <w:pBdr>
@@ -455,7 +668,7 @@
           <w:sz w:val="24"/>
           <w:szCs w:val="24"/>
         </w:rPr>
-        <w:t>(технически правоспособното физическо лице по част "Конструктивна" към лицето, упражняващо строителен надзор)</w:t>
+        <w:t>(технически правоспособното физическо лице по част „Конструктивна“ към лицето, упражняващо строителен надзор)</w:t>
       </w:r>
       <w:r>
         <w:rPr>
@@ -839,8 +1052,6 @@
       </w:r>
     </w:p>
     <w:sectPr>
-      <w:headerReference w:type="default" r:id="rId7"/>
-      <w:footerReference w:type="default" r:id="rId8"/>
       <w:pgSz w:w="11906" w:h="16838"/>
       <w:pgMar w:top="1134" w:right="1134" w:bottom="1134" w:left="1701" w:header="708" w:footer="708" w:gutter="0"/>
       <w:cols w:space="708"/>
@@ -869,74 +1080,6 @@
 </w:endnotes>
 </file>
 
-<file path=word/footer1.xml><?xml version="1.0" encoding="utf-8"?>
-<w:ftr xmlns:wpc="http://schemas.microsoft.com/office/word/2010/wordprocessingCanvas" xmlns:cx="http://schemas.microsoft.com/office/drawing/2014/chartex" xmlns:cx1="http://schemas.microsoft.com/office/drawing/2015/9/8/chartex" xmlns:mc="http://schemas.openxmlformats.org/markup-compatibility/2006" xmlns:o="urn:schemas-microsoft-com:office:office" xmlns:r="http://schemas.openxmlformats.org/officeDocument/2006/relationships" xmlns:m="http://schemas.openxmlformats.org/officeDocument/2006/math" xmlns:v="urn:schemas-microsoft-com:vml" xmlns:wp14="http://schemas.microsoft.com/office/word/2010/wordprocessingDrawing" xmlns:wp="http://schemas.openxmlformats.org/drawingml/2006/wordprocessingDrawing" xmlns:w10="urn:schemas-microsoft-com:office:word" xmlns:w="http://schemas.openxmlformats.org/wordprocessingml/2006/main" xmlns:w14="http://schemas.microsoft.com/office/word/2010/wordml" xmlns:w15="http://schemas.microsoft.com/office/word/2012/wordml" xmlns:w16se="http://schemas.microsoft.com/office/word/2015/wordml/symex" xmlns:wpg="http://schemas.microsoft.com/office/word/2010/wordprocessingGroup" xmlns:wpi="http://schemas.microsoft.com/office/word/2010/wordprocessingInk" xmlns:wne="http://schemas.microsoft.com/office/word/2006/wordml" xmlns:wps="http://schemas.microsoft.com/office/word/2010/wordprocessingShape" mc:Ignorable="w14 w15 w16se wp14">
-  <w:p>
-    <w:pPr>
-      <w:pBdr>
-        <w:top w:val="single" w:sz="4" w:space="4" w:color="E8647A"/>
-      </w:pBdr>
-      <w:jc w:val="center"/>
-    </w:pPr>
-    <w:r>
-      <w:rPr>
-        <w:rFonts w:ascii="Garamond" w:eastAsia="Garamond" w:hAnsi="Garamond" w:cs="Garamond"/>
-        <w:color w:val="6B7280"/>
-        <w:sz w:val="18"/>
-        <w:szCs w:val="18"/>
-      </w:rPr>
-      <w:t xml:space="preserve">СиБиТи Консулт ООД   |   </w:t>
-    </w:r>
-    <w:r>
-      <w:rPr>
-        <w:rFonts w:ascii="Garamond" w:eastAsia="Garamond" w:hAnsi="Garamond" w:cs="Garamond"/>
-        <w:color w:val="E8647A"/>
-        <w:sz w:val="18"/>
-        <w:szCs w:val="18"/>
-      </w:rPr>
-      <w:fldChar w:fldCharType="begin"/>
-    </w:r>
-    <w:r>
-      <w:rPr>
-        <w:rFonts w:ascii="Garamond" w:eastAsia="Garamond" w:hAnsi="Garamond" w:cs="Garamond"/>
-        <w:color w:val="E8647A"/>
-        <w:sz w:val="18"/>
-        <w:szCs w:val="18"/>
-      </w:rPr>
-      <w:instrText>PAGE</w:instrText>
-    </w:r>
-    <w:r>
-      <w:rPr>
-        <w:rFonts w:ascii="Garamond" w:eastAsia="Garamond" w:hAnsi="Garamond" w:cs="Garamond"/>
-        <w:color w:val="E8647A"/>
-        <w:sz w:val="18"/>
-        <w:szCs w:val="18"/>
-      </w:rPr>
-      <w:fldChar w:fldCharType="separate"/>
-    </w:r>
-    <w:r>
-      <w:rPr>
-        <w:rFonts w:ascii="Garamond" w:eastAsia="Garamond" w:hAnsi="Garamond" w:cs="Garamond"/>
-        <w:noProof/>
-        <w:color w:val="E8647A"/>
-        <w:sz w:val="18"/>
-        <w:szCs w:val="18"/>
-      </w:rPr>
-      <w:t>2</w:t>
-    </w:r>
-    <w:r>
-      <w:rPr>
-        <w:rFonts w:ascii="Garamond" w:eastAsia="Garamond" w:hAnsi="Garamond" w:cs="Garamond"/>
-        <w:color w:val="E8647A"/>
-        <w:sz w:val="18"/>
-        <w:szCs w:val="18"/>
-      </w:rPr>
-      <w:fldChar w:fldCharType="end"/>
-    </w:r>
-  </w:p>
-</w:ftr>
-</file>
-
 <file path=word/footnotes.xml><?xml version="1.0" encoding="utf-8"?>
 <w:footnotes xmlns:wpc="http://schemas.microsoft.com/office/word/2010/wordprocessingCanvas" xmlns:cx="http://schemas.microsoft.com/office/drawing/2014/chartex" xmlns:cx1="http://schemas.microsoft.com/office/drawing/2015/9/8/chartex" xmlns:mc="http://schemas.openxmlformats.org/markup-compatibility/2006" xmlns:o="urn:schemas-microsoft-com:office:office" xmlns:r="http://schemas.openxmlformats.org/officeDocument/2006/relationships" xmlns:m="http://schemas.openxmlformats.org/officeDocument/2006/math" xmlns:v="urn:schemas-microsoft-com:vml" xmlns:wp14="http://schemas.microsoft.com/office/word/2010/wordprocessingDrawing" xmlns:wp="http://schemas.openxmlformats.org/drawingml/2006/wordprocessingDrawing" xmlns:w10="urn:schemas-microsoft-com:office:word" xmlns:w="http://schemas.openxmlformats.org/wordprocessingml/2006/main" xmlns:w14="http://schemas.microsoft.com/office/word/2010/wordml" xmlns:w15="http://schemas.microsoft.com/office/word/2012/wordml" xmlns:w16se="http://schemas.microsoft.com/office/word/2015/wordml/symex" xmlns:wpg="http://schemas.microsoft.com/office/word/2010/wordprocessingGroup" xmlns:wpi="http://schemas.microsoft.com/office/word/2010/wordprocessingInk" xmlns:wne="http://schemas.microsoft.com/office/word/2006/wordml" xmlns:wps="http://schemas.microsoft.com/office/word/2010/wordprocessingShape" mc:Ignorable="w14 w15 w16se wp14">
   <w:footnote w:type="separator" w:id="-1">
@@ -954,27 +1097,6 @@
     </w:p>
   </w:footnote>
 </w:footnotes>
-</file>
-
-<file path=word/header1.xml><?xml version="1.0" encoding="utf-8"?>
-<w:hdr xmlns:wpc="http://schemas.microsoft.com/office/word/2010/wordprocessingCanvas" xmlns:cx="http://schemas.microsoft.com/office/drawing/2014/chartex" xmlns:cx1="http://schemas.microsoft.com/office/drawing/2015/9/8/chartex" xmlns:mc="http://schemas.openxmlformats.org/markup-compatibility/2006" xmlns:o="urn:schemas-microsoft-com:office:office" xmlns:r="http://schemas.openxmlformats.org/officeDocument/2006/relationships" xmlns:m="http://schemas.openxmlformats.org/officeDocument/2006/math" xmlns:v="urn:schemas-microsoft-com:vml" xmlns:wp14="http://schemas.microsoft.com/office/word/2010/wordprocessingDrawing" xmlns:wp="http://schemas.openxmlformats.org/drawingml/2006/wordprocessingDrawing" xmlns:w10="urn:schemas-microsoft-com:office:word" xmlns:w="http://schemas.openxmlformats.org/wordprocessingml/2006/main" xmlns:w14="http://schemas.microsoft.com/office/word/2010/wordml" xmlns:w15="http://schemas.microsoft.com/office/word/2012/wordml" xmlns:w16se="http://schemas.microsoft.com/office/word/2015/wordml/symex" xmlns:wpg="http://schemas.microsoft.com/office/word/2010/wordprocessingGroup" xmlns:wpi="http://schemas.microsoft.com/office/word/2010/wordprocessingInk" xmlns:wne="http://schemas.microsoft.com/office/word/2006/wordml" xmlns:wps="http://schemas.microsoft.com/office/word/2010/wordprocessingShape" mc:Ignorable="w14 w15 w16se wp14">
-  <w:p>
-    <w:pPr>
-      <w:pBdr>
-        <w:bottom w:val="single" w:sz="6" w:space="4" w:color="E8647A"/>
-      </w:pBdr>
-    </w:pPr>
-    <w:r>
-      <w:rPr>
-        <w:rFonts w:ascii="Garamond" w:eastAsia="Garamond" w:hAnsi="Garamond" w:cs="Garamond"/>
-        <w:b/>
-        <w:bCs/>
-        <w:color w:val="2D3561"/>
-      </w:rPr>
-      <w:t>СиБиТи Консулт ООД</w:t>
-    </w:r>
-  </w:p>
-</w:hdr>
 </file>
 
 <file path=word/numbering.xml><?xml version="1.0" encoding="utf-8"?>
@@ -1640,6 +1762,82 @@
       <w:szCs w:val="20"/>
     </w:rPr>
   </w:style>
+  <w:style w:type="paragraph" w:customStyle="1" w:styleId="DocumentMeta">
+    <w:name w:val="Document Meta"/>
+    <w:basedOn w:val="Normal"/>
+    <w:pPr>
+      <w:spacing w:after="40" w:line="240" w:lineRule="auto"/>
+    </w:pPr>
+    <w:rPr>
+      <w:rFonts w:ascii="Arial" w:hAnsi="Arial"/>
+      <w:color w:val="6F6F6F"/>
+      <w:sz w:val="17"/>
+    </w:rPr>
+  </w:style>
+  <w:style w:type="paragraph" w:customStyle="1" w:styleId="FieldLabel">
+    <w:name w:val="Field Label"/>
+    <w:basedOn w:val="Normal"/>
+    <w:pPr>
+      <w:spacing w:after="0" w:line="252" w:lineRule="auto"/>
+    </w:pPr>
+    <w:rPr>
+      <w:rFonts w:ascii="Arial" w:hAnsi="Arial"/>
+      <w:b/>
+      <w:sz w:val="18"/>
+    </w:rPr>
+  </w:style>
+  <w:style w:type="paragraph" w:customStyle="1" w:styleId="FieldValue">
+    <w:name w:val="Field Value"/>
+    <w:basedOn w:val="Normal"/>
+    <w:pPr>
+      <w:spacing w:after="0" w:line="276" w:lineRule="auto"/>
+    </w:pPr>
+    <w:rPr>
+      <w:sz w:val="18"/>
+    </w:rPr>
+  </w:style>
+  <w:style w:type="paragraph" w:customStyle="1" w:styleId="FieldHint">
+    <w:name w:val="Field Hint"/>
+    <w:basedOn w:val="Normal"/>
+    <w:pPr>
+      <w:spacing w:after="80" w:line="252" w:lineRule="auto"/>
+    </w:pPr>
+    <w:rPr>
+      <w:rFonts w:ascii="Arial" w:hAnsi="Arial"/>
+      <w:i/>
+      <w:color w:val="6F6F6F"/>
+      <w:sz w:val="16"/>
+    </w:rPr>
+  </w:style>
+  <w:style w:type="paragraph" w:customStyle="1" w:styleId="DocumentTitle">
+    <w:name w:val="Document Title"/>
+    <w:basedOn w:val="Normal"/>
+    <w:pPr>
+      <w:spacing w:after="80" w:line="240" w:lineRule="auto"/>
+    </w:pPr>
+    <w:rPr>
+      <w:rFonts w:ascii="Arial" w:hAnsi="Arial"/>
+      <w:b/>
+      <w:color w:val="1F3A5F"/>
+      <w:sz w:val="32"/>
+    </w:rPr>
+  </w:style>
+  <w:style w:type="paragraph" w:customStyle="1" w:styleId="DocumentSubtitle">
+    <w:name w:val="Document Subtitle"/>
+    <w:basedOn w:val="Normal"/>
+    <w:pPr>
+      <w:spacing w:after="180" w:line="288" w:lineRule="auto"/>
+    </w:pPr>
+    <w:rPr>
+      <w:rFonts w:ascii="Arial" w:hAnsi="Arial"/>
+      <w:b/>
+      <w:sz w:val="21"/>
+    </w:rPr>
+  </w:style>
+  <w:style w:type="paragraph" w:customStyle="1" w:styleId="LegalBody">
+    <w:name w:val="Legal Body"/>
+    <w:basedOn w:val="Normal"/>
+  </w:style>
 </w:styles>
 </file>
 

--- a/templates/template_akt14_1.docx
+++ b/templates/template_akt14_1.docx
@@ -4,36 +4,26 @@
   <w:body>
     <w:p>
       <w:pPr>
-        <w:spacing w:before="200" w:after="80"/>
-        <w:jc w:val="center"/>
+        <w:pStyle w:val="DocumentMeta"/>
       </w:pPr>
       <w:bookmarkStart w:id="0" w:name="_GoBack"/>
       <w:bookmarkEnd w:id="0"/>
       <w:r>
         <w:rPr>
-          <w:rFonts w:ascii="Garamond" w:eastAsia="Garamond" w:hAnsi="Garamond" w:cs="Garamond"/>
           <w:i/>
           <w:iCs/>
-          <w:color w:val="6B7280"/>
-          <w:sz w:val="18"/>
-          <w:szCs w:val="18"/>
         </w:rPr>
         <w:t>Приложение № 14 към чл. 7, ал. 3, т. 14</w:t>
       </w:r>
     </w:p>
     <w:p>
       <w:pPr>
-        <w:spacing w:before="200" w:after="160"/>
-        <w:jc w:val="center"/>
+        <w:pStyle w:val="DocumentTitle"/>
       </w:pPr>
       <w:r>
         <w:rPr>
-          <w:rFonts w:ascii="Garamond" w:eastAsia="Garamond" w:hAnsi="Garamond" w:cs="Garamond"/>
           <w:b/>
           <w:bCs/>
-          <w:color w:val="2D3561"/>
-          <w:sz w:val="28"/>
-          <w:szCs w:val="28"/>
         </w:rPr>
         <w:t>АКТ ЗА ПРИЕМАНЕ НА КОНСТРУКЦИЯТА</w:t>
       </w:r>
@@ -116,10 +106,7 @@
               </w:pBdr>
             </w:pPr>
             <w:r>
-              <w:rPr>
-                <w:rFonts w:eastAsia="Georgia" w:cs="Georgia"/>
-                <w:sz w:val="20"/>
-              </w:rPr>
+              <w:rPr/>
               <w:t>{{Строеж}}</w:t>
             </w:r>
           </w:p>
@@ -184,10 +171,7 @@
               </w:pBdr>
             </w:pPr>
             <w:r>
-              <w:rPr>
-                <w:rFonts w:eastAsia="Georgia" w:cs="Georgia"/>
-                <w:sz w:val="20"/>
-              </w:rPr>
+              <w:rPr/>
               <w:t>{{Адрес}}</w:t>
             </w:r>
           </w:p>
@@ -252,10 +236,7 @@
               </w:pBdr>
             </w:pPr>
             <w:r>
-              <w:rPr>
-                <w:rFonts w:eastAsia="Georgia" w:cs="Georgia"/>
-                <w:sz w:val="20"/>
-              </w:rPr>
+              <w:rPr/>
               <w:t>{{Възложител_Блок}}</w:t>
             </w:r>
           </w:p>
@@ -331,10 +312,7 @@
               </w:pBdr>
             </w:pPr>
             <w:r>
-              <w:rPr>
-                <w:rFonts w:eastAsia="Georgia" w:cs="Georgia"/>
-                <w:sz w:val="20"/>
-              </w:rPr>
+              <w:rPr/>
               <w:t>{{Консултант_Фирма}}, ЕИК {{Консултант_ЕИК}}, {{Консултант_Адрес}}, {{Консултант_Управител}} — Управител</w:t>
             </w:r>
           </w:p>
@@ -403,10 +381,7 @@
               </w:pBdr>
             </w:pPr>
             <w:r>
-              <w:rPr>
-                <w:rFonts w:eastAsia="Georgia" w:cs="Georgia"/>
-                <w:sz w:val="20"/>
-              </w:rPr>
+              <w:rPr/>
               <w:t>{{Строител_ТехРък}}</w:t>
             </w:r>
           </w:p>
@@ -471,10 +446,7 @@
               </w:pBdr>
             </w:pPr>
             <w:r>
-              <w:rPr>
-                <w:rFonts w:eastAsia="Georgia" w:cs="Georgia"/>
-                <w:sz w:val="20"/>
-              </w:rPr>
+              <w:rPr/>
               <w:t>{{Строител_Фирма}}, ЕИК {{Строител_ЕИК}}, {{Строител_Адрес}}, представлявано от {{Строител_Управител}}</w:t>
             </w:r>
           </w:p>
@@ -539,10 +511,7 @@
               </w:pBdr>
             </w:pPr>
             <w:r>
-              <w:rPr>
-                <w:rFonts w:eastAsia="Georgia" w:cs="Georgia"/>
-                <w:sz w:val="20"/>
-              </w:rPr>
+              <w:rPr/>
               <w:t>{{Проектанти_Имена}}</w:t>
             </w:r>
           </w:p>
@@ -559,253 +528,152 @@
     </w:p>
     <w:p>
       <w:pPr>
-        <w:spacing w:before="60" w:after="60"/>
-        <w:jc w:val="both"/>
-      </w:pPr>
-      <w:r>
-        <w:rPr>
-          <w:rFonts w:ascii="Garamond" w:eastAsia="Garamond" w:hAnsi="Garamond" w:cs="Garamond"/>
-          <w:color w:val="1F2937"/>
-          <w:sz w:val="24"/>
-          <w:szCs w:val="24"/>
-        </w:rPr>
+        <w:pStyle w:val="LegalBody"/>
+      </w:pPr>
+      <w:r>
+        <w:rPr/>
         <w:t>Днес, ...................................... год., подписаните представители на:</w:t>
       </w:r>
     </w:p>
     <w:p/>
     <w:p>
       <w:pPr>
-        <w:spacing w:before="60" w:after="60"/>
-        <w:jc w:val="both"/>
-      </w:pPr>
-      <w:r>
-        <w:rPr>
-          <w:rFonts w:ascii="Garamond" w:eastAsia="Garamond" w:hAnsi="Garamond" w:cs="Garamond"/>
-          <w:color w:val="1F2937"/>
-          <w:sz w:val="24"/>
-          <w:szCs w:val="24"/>
-        </w:rPr>
+        <w:pStyle w:val="LegalBody"/>
+      </w:pPr>
+      <w:r>
+        <w:rPr/>
         <w:t>1. {{constructor_name}}</w:t>
       </w:r>
     </w:p>
     <w:p>
       <w:pPr>
-        <w:spacing w:before="60" w:after="60"/>
-        <w:jc w:val="both"/>
-      </w:pPr>
-      <w:r>
-        <w:rPr>
-          <w:rFonts w:ascii="Garamond" w:eastAsia="Garamond" w:hAnsi="Garamond" w:cs="Garamond"/>
-          <w:color w:val="1F2937"/>
-          <w:sz w:val="24"/>
-          <w:szCs w:val="24"/>
-        </w:rPr>
+        <w:pStyle w:val="FieldHint"/>
+      </w:pPr>
+      <w:r>
+        <w:rPr/>
         <w:t>(проектант-конструктора)</w:t>
       </w:r>
     </w:p>
     <w:p>
       <w:pPr>
-        <w:spacing w:before="60" w:after="60"/>
-        <w:jc w:val="both"/>
-      </w:pPr>
-      <w:r>
-        <w:rPr>
-          <w:rFonts w:ascii="Garamond" w:eastAsia="Garamond" w:hAnsi="Garamond" w:cs="Garamond"/>
-          <w:color w:val="1F2937"/>
-          <w:sz w:val="24"/>
-          <w:szCs w:val="24"/>
-        </w:rPr>
+        <w:pStyle w:val="LegalBody"/>
+      </w:pPr>
+      <w:r>
+        <w:rPr/>
         <w:t>2. {{Строител_ТехРък}} — представител на {{Строител_Фирма}}</w:t>
       </w:r>
     </w:p>
     <w:p>
       <w:pPr>
-        <w:spacing w:before="60" w:after="60"/>
-        <w:jc w:val="both"/>
-      </w:pPr>
-      <w:r>
-        <w:rPr>
-          <w:rFonts w:ascii="Garamond" w:eastAsia="Garamond" w:hAnsi="Garamond" w:cs="Garamond"/>
-          <w:color w:val="1F2937"/>
-          <w:sz w:val="24"/>
-          <w:szCs w:val="24"/>
-        </w:rPr>
+        <w:pStyle w:val="FieldHint"/>
+      </w:pPr>
+      <w:r>
+        <w:rPr/>
         <w:t>(строителя)</w:t>
       </w:r>
     </w:p>
     <w:p>
       <w:pPr>
-        <w:spacing w:before="60" w:after="60"/>
-        <w:jc w:val="both"/>
-      </w:pPr>
-      <w:r>
-        <w:rPr>
-          <w:rFonts w:ascii="Garamond" w:eastAsia="Garamond" w:hAnsi="Garamond" w:cs="Garamond"/>
-          <w:color w:val="1F2937"/>
-          <w:sz w:val="24"/>
-          <w:szCs w:val="24"/>
-        </w:rPr>
+        <w:pStyle w:val="LegalBody"/>
+      </w:pPr>
+      <w:r>
+        <w:rPr/>
         <w:t>3. {{СН_Конструктивна}}</w:t>
       </w:r>
       <w:r>
-        <w:rPr>
-          <w:rFonts w:ascii="Garamond" w:eastAsia="Garamond" w:hAnsi="Garamond" w:cs="Garamond"/>
-          <w:color w:val="1F2937"/>
-          <w:sz w:val="24"/>
-          <w:szCs w:val="24"/>
-        </w:rPr>
-      </w:r>
-    </w:p>
-    <w:p>
-      <w:pPr>
-        <w:spacing w:before="60" w:after="60"/>
-        <w:jc w:val="both"/>
-      </w:pPr>
-      <w:r>
-        <w:rPr>
-          <w:rFonts w:ascii="Garamond" w:eastAsia="Garamond" w:hAnsi="Garamond" w:cs="Garamond"/>
-          <w:color w:val="1F2937"/>
-          <w:sz w:val="24"/>
-          <w:szCs w:val="24"/>
-        </w:rPr>
+        <w:rPr/>
+      </w:r>
+    </w:p>
+    <w:p>
+      <w:pPr>
+        <w:pStyle w:val="FieldHint"/>
+      </w:pPr>
+      <w:r>
+        <w:rPr/>
         <w:t>(технически правоспособното физическо лице по част „Конструктивна“ към лицето, упражняващо строителен надзор)</w:t>
       </w:r>
       <w:r>
-        <w:rPr>
-          <w:rFonts w:ascii="Garamond" w:eastAsia="Garamond" w:hAnsi="Garamond" w:cs="Garamond"/>
-          <w:color w:val="1F2937"/>
-          <w:sz w:val="24"/>
-          <w:szCs w:val="24"/>
-        </w:rPr>
+        <w:rPr/>
       </w:r>
     </w:p>
     <w:p/>
     <w:p>
       <w:pPr>
-        <w:spacing w:before="60" w:after="60"/>
-        <w:jc w:val="both"/>
-      </w:pPr>
-      <w:r>
-        <w:rPr>
-          <w:rFonts w:ascii="Garamond" w:eastAsia="Garamond" w:hAnsi="Garamond" w:cs="Garamond"/>
-          <w:color w:val="1F2937"/>
-          <w:sz w:val="24"/>
-          <w:szCs w:val="24"/>
-        </w:rPr>
+        <w:pStyle w:val="LegalBody"/>
+      </w:pPr>
+      <w:r>
+        <w:rPr/>
         <w:t>Прегледахме изпълнението на конструкцията на строежа, етапа или на частта от него, както и всички документи по изпълнението ѝ: работните проекти, декларации за експлоатационни показатели/декларации за характеристиките на строителния продукт на вложените строителни продукти, дневници за изпълнените работи, заповедна книга на строежа, съставените актове, протоколи и др.:</w:t>
       </w:r>
       <w:r>
-        <w:rPr>
-          <w:rFonts w:ascii="Garamond" w:eastAsia="Garamond" w:hAnsi="Garamond" w:cs="Garamond"/>
-          <w:color w:val="1F2937"/>
-          <w:sz w:val="24"/>
-          <w:szCs w:val="24"/>
-        </w:rPr>
+        <w:rPr/>
       </w:r>
     </w:p>
     <w:p/>
     <w:p>
       <w:pPr>
-        <w:spacing w:before="60" w:after="60"/>
-        <w:jc w:val="both"/>
-      </w:pPr>
-      <w:r>
-        <w:rPr>
-          <w:rFonts w:ascii="Garamond" w:eastAsia="Garamond" w:hAnsi="Garamond" w:cs="Garamond"/>
-          <w:color w:val="1F2937"/>
-          <w:sz w:val="24"/>
-          <w:szCs w:val="24"/>
-        </w:rPr>
+        <w:pStyle w:val="LegalBody"/>
+      </w:pPr>
+      <w:r>
+        <w:rPr/>
         <w:t>Разрешение за строеж; Протокол обр. 2; Заповедна книга; Бетонов дневник; Акт образец 3; Актове обр. 7; декларации за експлоатационни показатели на вложения бетон и армировка; други.</w:t>
       </w:r>
     </w:p>
     <w:p>
       <w:pPr>
-        <w:spacing w:before="60" w:after="60"/>
-        <w:jc w:val="both"/>
-      </w:pPr>
-      <w:r>
-        <w:rPr>
-          <w:rFonts w:ascii="Garamond" w:eastAsia="Garamond" w:hAnsi="Garamond" w:cs="Garamond"/>
-          <w:color w:val="1F2937"/>
-          <w:sz w:val="24"/>
-          <w:szCs w:val="24"/>
-        </w:rPr>
+        <w:pStyle w:val="FieldHint"/>
+      </w:pPr>
+      <w:r>
+        <w:rPr/>
         <w:t>(изброяват се всички документи, характеризиращи изпълнените конструкции)</w:t>
       </w:r>
     </w:p>
     <w:p/>
     <w:p>
       <w:pPr>
+        <w:pStyle w:val="LegalBody"/>
         <w:pBdr>
           <w:bottom w:val="single" w:sz="2" w:space="2" w:color="FDE8EC"/>
         </w:pBdr>
-        <w:spacing w:before="160" w:after="80"/>
       </w:pPr>
       <w:r>
         <w:rPr>
-          <w:rFonts w:ascii="Garamond" w:eastAsia="Garamond" w:hAnsi="Garamond" w:cs="Garamond"/>
           <w:b/>
           <w:bCs/>
-          <w:color w:val="E8647A"/>
-          <w:sz w:val="24"/>
-          <w:szCs w:val="24"/>
         </w:rPr>
         <w:t>и установихме:</w:t>
       </w:r>
     </w:p>
     <w:p>
       <w:pPr>
-        <w:spacing w:before="60" w:after="60"/>
-        <w:jc w:val="both"/>
+        <w:pStyle w:val="LegalBody"/>
+      </w:pPr>
+      <w:r>
+        <w:rPr/>
+        <w:t>1. Конструктивните елементи на строежа, етапа или на частта от него са изпълнени в съответствие с одобрените проекти и промените, предписани от проектанта в заповедната книга. Спазени са техният размер и начинът на изпълнението им.</w:t>
+      </w:r>
+    </w:p>
+    <w:p>
+      <w:pPr>
+        <w:pStyle w:val="LegalBody"/>
+      </w:pPr>
+      <w:r>
+        <w:rPr/>
+        <w:t>2. Няма частични недостатъци и пропуски при изпълнението по нива на елементите по т. 1, които увреждат сигурността на изпълнената конструкция.</w:t>
+      </w:r>
+      <w:r>
+        <w:rPr/>
+      </w:r>
+    </w:p>
+    <w:p/>
+    <w:p>
+      <w:pPr>
+        <w:pStyle w:val="LegalBody"/>
       </w:pPr>
       <w:r>
         <w:rPr>
-          <w:rFonts w:ascii="Garamond" w:eastAsia="Garamond" w:hAnsi="Garamond" w:cs="Garamond"/>
-          <w:color w:val="1F2937"/>
-          <w:sz w:val="24"/>
-          <w:szCs w:val="24"/>
-        </w:rPr>
-        <w:t>1. Конструктивните елементи на строежа, етапа или на частта от него са изпълнени в съответствие с одобрените проекти и промените, предписани от проектанта в заповедната книга. Спазени са техният размер и начинът на изпълнението им.</w:t>
-      </w:r>
-    </w:p>
-    <w:p>
-      <w:pPr>
-        <w:spacing w:before="60" w:after="60"/>
-        <w:jc w:val="both"/>
-      </w:pPr>
-      <w:r>
-        <w:rPr>
-          <w:rFonts w:ascii="Garamond" w:eastAsia="Garamond" w:hAnsi="Garamond" w:cs="Garamond"/>
-          <w:color w:val="1F2937"/>
-          <w:sz w:val="24"/>
-          <w:szCs w:val="24"/>
-        </w:rPr>
-        <w:t>2. Няма частични недостатъци и пропуски при изпълнението по нива на елементите по т. 1, които увреждат сигурността на изпълнената конструкция.</w:t>
-      </w:r>
-      <w:r>
-        <w:rPr>
-          <w:rFonts w:ascii="Garamond" w:eastAsia="Garamond" w:hAnsi="Garamond" w:cs="Garamond"/>
-          <w:color w:val="1F2937"/>
-          <w:sz w:val="24"/>
-          <w:szCs w:val="24"/>
-        </w:rPr>
-      </w:r>
-    </w:p>
-    <w:p/>
-    <w:p>
-      <w:pPr>
-        <w:spacing w:before="60" w:after="60"/>
-        <w:jc w:val="both"/>
-      </w:pPr>
-      <w:r>
-        <w:rPr>
-          <w:rFonts w:ascii="Garamond" w:eastAsia="Garamond" w:hAnsi="Garamond" w:cs="Garamond"/>
           <w:b/>
           <w:bCs/>
-          <w:color w:val="1F2937"/>
-          <w:sz w:val="24"/>
-          <w:szCs w:val="24"/>
         </w:rPr>
         <w:t>Въз основа на горните констатации даваме следното</w:t>
       </w:r>
@@ -813,17 +681,12 @@
     <w:p/>
     <w:p>
       <w:pPr>
-        <w:spacing w:before="60" w:after="60"/>
-        <w:jc w:val="center"/>
+        <w:pStyle w:val="SectionHeading"/>
       </w:pPr>
       <w:r>
         <w:rPr>
-          <w:rFonts w:ascii="Garamond" w:eastAsia="Garamond" w:hAnsi="Garamond" w:cs="Garamond"/>
           <w:b/>
           <w:bCs/>
-          <w:color w:val="2D3561"/>
-          <w:sz w:val="24"/>
-          <w:szCs w:val="24"/>
         </w:rPr>
         <w:t>З А К Л Ю Ч Е Н И Е:</w:t>
       </w:r>
@@ -831,25 +694,14 @@
     <w:p/>
     <w:p>
       <w:pPr>
-        <w:spacing w:before="60" w:after="60"/>
-        <w:jc w:val="both"/>
-      </w:pPr>
-      <w:r>
-        <w:rPr>
-          <w:rFonts w:ascii="Garamond" w:eastAsia="Garamond" w:hAnsi="Garamond" w:cs="Garamond"/>
-          <w:color w:val="1F2937"/>
-          <w:sz w:val="24"/>
-          <w:szCs w:val="24"/>
-        </w:rPr>
+        <w:pStyle w:val="LegalBody"/>
+      </w:pPr>
+      <w:r>
+        <w:rPr/>
         <w:t>Носещата конструкция на строежа, етапа или частта от него е в състояние да понесе по време на последващото изпълнение на СМР, както и при експлоатацията му всички постоянни, временни и особени натоварвания съгласно проекта и действащата нормативна уредба и разрешаваме изпълнението на довършителните работи.</w:t>
       </w:r>
       <w:r>
-        <w:rPr>
-          <w:rFonts w:ascii="Garamond" w:eastAsia="Garamond" w:hAnsi="Garamond" w:cs="Garamond"/>
-          <w:color w:val="1F2937"/>
-          <w:sz w:val="24"/>
-          <w:szCs w:val="24"/>
-        </w:rPr>
+        <w:rPr/>
       </w:r>
     </w:p>
     <w:p>
@@ -862,126 +714,76 @@
     </w:p>
     <w:p>
       <w:pPr>
+        <w:pStyle w:val="LegalBody"/>
         <w:pBdr>
           <w:bottom w:val="single" w:sz="2" w:space="2" w:color="FDE8EC"/>
         </w:pBdr>
-        <w:spacing w:before="160" w:after="80"/>
       </w:pPr>
       <w:r>
         <w:rPr>
-          <w:rFonts w:ascii="Garamond" w:eastAsia="Garamond" w:hAnsi="Garamond" w:cs="Garamond"/>
           <w:b/>
           <w:bCs/>
-          <w:color w:val="E8647A"/>
-          <w:sz w:val="24"/>
-          <w:szCs w:val="24"/>
         </w:rPr>
         <w:t>Съставили:</w:t>
       </w:r>
     </w:p>
     <w:p>
       <w:pPr>
-        <w:spacing w:before="120" w:after="60"/>
-      </w:pPr>
+        <w:pStyle w:val="LegalBody"/>
+      </w:pPr>
+      <w:r>
+        <w:rPr/>
+        <w:t>1. Проектант-конструктор:  ..............................   ({{ПЖ_Конструктивна_1и3}})</w:t>
+      </w:r>
+      <w:r>
+        <w:rPr/>
+      </w:r>
       <w:r>
         <w:rPr>
-          <w:rFonts w:ascii="Garamond" w:eastAsia="Garamond" w:hAnsi="Garamond" w:cs="Garamond"/>
-          <w:color w:val="2D3561"/>
-          <w:sz w:val="24"/>
-          <w:szCs w:val="24"/>
-        </w:rPr>
-        <w:t>1. Проектант-конструктор:  ..............................   ({{ПЖ_Конструктивна_1и3}})</w:t>
-      </w:r>
-      <w:r>
-        <w:rPr>
-          <w:rFonts w:ascii="Garamond" w:eastAsia="Garamond" w:hAnsi="Garamond" w:cs="Garamond"/>
-          <w:color w:val="9CA3AF"/>
-          <w:sz w:val="24"/>
-          <w:szCs w:val="24"/>
-        </w:rPr>
-      </w:r>
-      <w:r>
-        <w:rPr>
-          <w:rFonts w:ascii="Garamond" w:eastAsia="Garamond" w:hAnsi="Garamond" w:cs="Garamond"/>
           <w:i/>
           <w:iCs/>
-          <w:color w:val="6B7280"/>
-          <w:sz w:val="24"/>
-          <w:szCs w:val="24"/>
         </w:rPr>
       </w:r>
     </w:p>
     <w:p>
       <w:pPr>
-        <w:spacing w:before="120" w:after="60"/>
-      </w:pPr>
+        <w:pStyle w:val="LegalBody"/>
+      </w:pPr>
+      <w:r>
+        <w:rPr/>
+        <w:t>2. Строител:  ..............................   ({{ТехРък_1и3}})</w:t>
+      </w:r>
+      <w:r>
+        <w:rPr/>
+      </w:r>
       <w:r>
         <w:rPr>
-          <w:rFonts w:ascii="Garamond" w:eastAsia="Garamond" w:hAnsi="Garamond" w:cs="Garamond"/>
-          <w:color w:val="2D3561"/>
-          <w:sz w:val="24"/>
-          <w:szCs w:val="24"/>
-        </w:rPr>
-        <w:t>2. Строител:  ..............................   ({{ТехРък_1и3}})</w:t>
-      </w:r>
-      <w:r>
-        <w:rPr>
-          <w:rFonts w:ascii="Garamond" w:eastAsia="Garamond" w:hAnsi="Garamond" w:cs="Garamond"/>
-          <w:color w:val="9CA3AF"/>
-          <w:sz w:val="24"/>
-          <w:szCs w:val="24"/>
-        </w:rPr>
-      </w:r>
-      <w:r>
-        <w:rPr>
-          <w:rFonts w:ascii="Garamond" w:eastAsia="Garamond" w:hAnsi="Garamond" w:cs="Garamond"/>
           <w:i/>
           <w:iCs/>
-          <w:color w:val="6B7280"/>
-          <w:sz w:val="24"/>
-          <w:szCs w:val="24"/>
         </w:rPr>
       </w:r>
     </w:p>
     <w:p>
       <w:pPr>
-        <w:spacing w:before="120" w:after="60"/>
-      </w:pPr>
+        <w:pStyle w:val="LegalBody"/>
+      </w:pPr>
+      <w:r>
+        <w:rPr/>
+        <w:t>3. СН Конструктивна:  ..............................   ({{СН_Конструктивна_1и3}})</w:t>
+      </w:r>
+      <w:r>
+        <w:rPr/>
+      </w:r>
       <w:r>
         <w:rPr>
-          <w:rFonts w:ascii="Garamond" w:eastAsia="Garamond" w:hAnsi="Garamond" w:cs="Garamond"/>
-          <w:color w:val="2D3561"/>
-          <w:sz w:val="24"/>
-          <w:szCs w:val="24"/>
-        </w:rPr>
-        <w:t>3. СН Конструктивна:  ..............................   ({{СН_Конструктивна_1и3}})</w:t>
-      </w:r>
-      <w:r>
-        <w:rPr>
-          <w:rFonts w:ascii="Garamond" w:eastAsia="Garamond" w:hAnsi="Garamond" w:cs="Garamond"/>
-          <w:color w:val="9CA3AF"/>
-          <w:sz w:val="24"/>
-          <w:szCs w:val="24"/>
-        </w:rPr>
-      </w:r>
-      <w:r>
-        <w:rPr>
-          <w:rFonts w:ascii="Garamond" w:eastAsia="Garamond" w:hAnsi="Garamond" w:cs="Garamond"/>
           <w:i/>
           <w:iCs/>
-          <w:color w:val="6B7280"/>
-          <w:sz w:val="24"/>
-          <w:szCs w:val="24"/>
         </w:rPr>
       </w:r>
       <w:r>
         <w:rPr>
-          <w:rFonts w:ascii="Garamond" w:eastAsia="Garamond" w:hAnsi="Garamond" w:cs="Garamond"/>
           <w:i/>
           <w:iCs/>
-          <w:color w:val="6B7280"/>
-          <w:sz w:val="24"/>
-          <w:szCs w:val="24"/>
         </w:rPr>
       </w:r>
     </w:p>
@@ -989,71 +791,45 @@
     <w:p/>
     <w:p>
       <w:pPr>
-        <w:spacing w:before="120" w:after="60"/>
-      </w:pPr>
+        <w:pStyle w:val="LegalBody"/>
+      </w:pPr>
+      <w:r>
+        <w:rPr/>
+        <w:t>Управител СН:  ..............................   ({{Управител_1и3}})</w:t>
+      </w:r>
+      <w:r>
+        <w:rPr/>
+      </w:r>
       <w:r>
         <w:rPr>
-          <w:rFonts w:ascii="Garamond" w:eastAsia="Garamond" w:hAnsi="Garamond" w:cs="Garamond"/>
-          <w:color w:val="2D3561"/>
-          <w:sz w:val="24"/>
-          <w:szCs w:val="24"/>
-        </w:rPr>
-        <w:t>Управител СН:  ..............................   ({{Управител_1и3}})</w:t>
-      </w:r>
-      <w:r>
-        <w:rPr>
-          <w:rFonts w:ascii="Garamond" w:eastAsia="Garamond" w:hAnsi="Garamond" w:cs="Garamond"/>
-          <w:color w:val="9CA3AF"/>
-          <w:sz w:val="24"/>
-          <w:szCs w:val="24"/>
-        </w:rPr>
-      </w:r>
-      <w:r>
-        <w:rPr>
-          <w:rFonts w:ascii="Garamond" w:eastAsia="Garamond" w:hAnsi="Garamond" w:cs="Garamond"/>
           <w:i/>
           <w:iCs/>
-          <w:color w:val="6B7280"/>
-          <w:sz w:val="24"/>
-          <w:szCs w:val="24"/>
         </w:rPr>
       </w:r>
     </w:p>
     <w:p>
       <w:pPr>
-        <w:spacing w:before="120" w:after="60"/>
-      </w:pPr>
+        <w:pStyle w:val="FieldHint"/>
+      </w:pPr>
+      <w:r>
+        <w:rPr/>
+        <w:t>(име и фамилия, подпис и печат)</w:t>
+      </w:r>
+      <w:r>
+        <w:rPr/>
+      </w:r>
       <w:r>
         <w:rPr>
-          <w:rFonts w:ascii="Garamond" w:eastAsia="Garamond" w:hAnsi="Garamond" w:cs="Garamond"/>
-          <w:color w:val="2D3561"/>
-          <w:sz w:val="24"/>
-          <w:szCs w:val="24"/>
-        </w:rPr>
-        <w:t>(име и фамилия, подпис и печат)</w:t>
-      </w:r>
-      <w:r>
-        <w:rPr>
-          <w:rFonts w:ascii="Garamond" w:eastAsia="Garamond" w:hAnsi="Garamond" w:cs="Garamond"/>
-          <w:color w:val="9CA3AF"/>
-          <w:sz w:val="24"/>
-          <w:szCs w:val="24"/>
-        </w:rPr>
-      </w:r>
-      <w:r>
-        <w:rPr>
-          <w:rFonts w:ascii="Garamond" w:eastAsia="Garamond" w:hAnsi="Garamond" w:cs="Garamond"/>
           <w:i/>
           <w:iCs/>
-          <w:color w:val="6B7280"/>
-          <w:sz w:val="24"/>
-          <w:szCs w:val="24"/>
         </w:rPr>
       </w:r>
     </w:p>
     <w:sectPr>
+      <w:headerReference w:type="default" r:id="rId7"/>
+      <w:footerReference w:type="default" r:id="rId8"/>
       <w:pgSz w:w="11906" w:h="16838"/>
-      <w:pgMar w:top="1134" w:right="1134" w:bottom="1134" w:left="1701" w:header="708" w:footer="708" w:gutter="0"/>
+      <w:pgMar w:top="850" w:right="707" w:bottom="850" w:left="1020" w:header="708" w:footer="708" w:gutter="0"/>
       <w:cols w:space="708"/>
       <w:docGrid w:linePitch="360"/>
     </w:sectPr>
@@ -1080,6 +856,16 @@
 </w:endnotes>
 </file>
 
+<file path=word/footer1.xml><?xml version="1.0" encoding="utf-8"?>
+<w:ftr xmlns:m="http://schemas.openxmlformats.org/officeDocument/2006/math" xmlns:mc="http://schemas.openxmlformats.org/markup-compatibility/2006" xmlns:mo="http://schemas.microsoft.com/office/mac/office/2008/main" xmlns:mv="urn:schemas-microsoft-com:mac:vml" xmlns:o="urn:schemas-microsoft-com:office:office" xmlns:r="http://schemas.openxmlformats.org/officeDocument/2006/relationships" xmlns:v="urn:schemas-microsoft-com:vml" xmlns:w10="urn:schemas-microsoft-com:office:word" xmlns:w14="http://schemas.microsoft.com/office/word/2010/wordml" xmlns:w="http://schemas.openxmlformats.org/wordprocessingml/2006/main" xmlns:wne="http://schemas.microsoft.com/office/word/2006/wordml" xmlns:wp14="http://schemas.microsoft.com/office/word/2010/wordprocessingDrawing" xmlns:wp="http://schemas.openxmlformats.org/drawingml/2006/wordprocessingDrawing" xmlns:wpc="http://schemas.microsoft.com/office/word/2010/wordprocessingCanvas" xmlns:wpg="http://schemas.microsoft.com/office/word/2010/wordprocessingGroup" xmlns:wpi="http://schemas.microsoft.com/office/word/2010/wordprocessingInk" xmlns:wps="http://schemas.microsoft.com/office/word/2010/wordprocessingShape" mc:Ignorable="w14 wp14">
+  <w:p>
+    <w:pPr>
+      <w:pStyle w:val="Footer"/>
+    </w:pPr>
+  </w:p>
+</w:ftr>
+</file>
+
 <file path=word/footnotes.xml><?xml version="1.0" encoding="utf-8"?>
 <w:footnotes xmlns:wpc="http://schemas.microsoft.com/office/word/2010/wordprocessingCanvas" xmlns:cx="http://schemas.microsoft.com/office/drawing/2014/chartex" xmlns:cx1="http://schemas.microsoft.com/office/drawing/2015/9/8/chartex" xmlns:mc="http://schemas.openxmlformats.org/markup-compatibility/2006" xmlns:o="urn:schemas-microsoft-com:office:office" xmlns:r="http://schemas.openxmlformats.org/officeDocument/2006/relationships" xmlns:m="http://schemas.openxmlformats.org/officeDocument/2006/math" xmlns:v="urn:schemas-microsoft-com:vml" xmlns:wp14="http://schemas.microsoft.com/office/word/2010/wordprocessingDrawing" xmlns:wp="http://schemas.openxmlformats.org/drawingml/2006/wordprocessingDrawing" xmlns:w10="urn:schemas-microsoft-com:office:word" xmlns:w="http://schemas.openxmlformats.org/wordprocessingml/2006/main" xmlns:w14="http://schemas.microsoft.com/office/word/2010/wordml" xmlns:w15="http://schemas.microsoft.com/office/word/2012/wordml" xmlns:w16se="http://schemas.microsoft.com/office/word/2015/wordml/symex" xmlns:wpg="http://schemas.microsoft.com/office/word/2010/wordprocessingGroup" xmlns:wpi="http://schemas.microsoft.com/office/word/2010/wordprocessingInk" xmlns:wne="http://schemas.microsoft.com/office/word/2006/wordml" xmlns:wps="http://schemas.microsoft.com/office/word/2010/wordprocessingShape" mc:Ignorable="w14 w15 w16se wp14">
   <w:footnote w:type="separator" w:id="-1">
@@ -1097,6 +883,16 @@
     </w:p>
   </w:footnote>
 </w:footnotes>
+</file>
+
+<file path=word/header1.xml><?xml version="1.0" encoding="utf-8"?>
+<w:hdr xmlns:m="http://schemas.openxmlformats.org/officeDocument/2006/math" xmlns:mc="http://schemas.openxmlformats.org/markup-compatibility/2006" xmlns:mo="http://schemas.microsoft.com/office/mac/office/2008/main" xmlns:mv="urn:schemas-microsoft-com:mac:vml" xmlns:o="urn:schemas-microsoft-com:office:office" xmlns:r="http://schemas.openxmlformats.org/officeDocument/2006/relationships" xmlns:v="urn:schemas-microsoft-com:vml" xmlns:w10="urn:schemas-microsoft-com:office:word" xmlns:w14="http://schemas.microsoft.com/office/word/2010/wordml" xmlns:w="http://schemas.openxmlformats.org/wordprocessingml/2006/main" xmlns:wne="http://schemas.microsoft.com/office/word/2006/wordml" xmlns:wp14="http://schemas.microsoft.com/office/word/2010/wordprocessingDrawing" xmlns:wp="http://schemas.openxmlformats.org/drawingml/2006/wordprocessingDrawing" xmlns:wpc="http://schemas.microsoft.com/office/word/2010/wordprocessingCanvas" xmlns:wpg="http://schemas.microsoft.com/office/word/2010/wordprocessingGroup" xmlns:wpi="http://schemas.microsoft.com/office/word/2010/wordprocessingInk" xmlns:wps="http://schemas.microsoft.com/office/word/2010/wordprocessingShape" mc:Ignorable="w14 wp14">
+  <w:p>
+    <w:pPr>
+      <w:pStyle w:val="Header"/>
+    </w:pPr>
+  </w:p>
+</w:hdr>
 </file>
 
 <file path=word/numbering.xml><?xml version="1.0" encoding="utf-8"?>
@@ -1201,11 +997,17 @@
   <w:docDefaults>
     <w:rPrDefault>
       <w:rPr>
-        <w:rFonts w:ascii="Times New Roman" w:eastAsia="Times New Roman" w:hAnsi="Times New Roman" w:cs="Times New Roman"/>
-        <w:lang w:val="bg-BG" w:eastAsia="bg-BG" w:bidi="ar-SA"/>
+        <w:rFonts w:asciiTheme="minorHAnsi" w:eastAsiaTheme="minorEastAsia" w:hAnsiTheme="minorHAnsi" w:cstheme="minorBidi"/>
+        <w:sz w:val="22"/>
+        <w:szCs w:val="22"/>
+        <w:lang w:val="en-US" w:eastAsia="en-US" w:bidi="ar-SA"/>
       </w:rPr>
     </w:rPrDefault>
-    <w:pPrDefault/>
+    <w:pPrDefault>
+      <w:pPr>
+        <w:spacing w:after="200" w:line="276" w:lineRule="auto"/>
+      </w:pPr>
+    </w:pPrDefault>
   </w:docDefaults>
   <w:latentStyles w:defLockedState="0" w:defUIPriority="99" w:defSemiHidden="0" w:defUnhideWhenUsed="0" w:defQFormat="0" w:count="371">
     <w:lsdException w:name="Normal" w:uiPriority="0" w:qFormat="1"/>
@@ -1580,10 +1382,6 @@
     <w:lsdException w:name="List Table 6 Colorful Accent 6" w:uiPriority="51"/>
     <w:lsdException w:name="List Table 7 Colorful Accent 6" w:uiPriority="52"/>
   </w:latentStyles>
-  <w:style w:type="paragraph" w:default="1" w:styleId="Normal">
-    <w:name w:val="Normal"/>
-    <w:qFormat/>
-  </w:style>
   <w:style w:type="paragraph" w:styleId="Heading1">
     <w:name w:val="heading 1"/>
     <w:qFormat/>
@@ -1762,6 +1560,19 @@
       <w:szCs w:val="20"/>
     </w:rPr>
   </w:style>
+  <w:style w:type="paragraph" w:default="1" w:styleId="Normal">
+    <w:name w:val="Normal"/>
+    <w:qFormat/>
+    <w:rsid w:val="00FC693F"/>
+    <w:pPr>
+      <w:spacing w:after="60" w:line="300" w:lineRule="auto"/>
+    </w:pPr>
+    <w:rPr>
+      <w:rFonts w:ascii="Georgia" w:hAnsi="Georgia"/>
+      <w:color w:val="1C1C1C"/>
+      <w:sz w:val="20"/>
+    </w:rPr>
+  </w:style>
   <w:style w:type="paragraph" w:customStyle="1" w:styleId="DocumentMeta">
     <w:name w:val="Document Meta"/>
     <w:basedOn w:val="Normal"/>
@@ -1774,6 +1585,61 @@
       <w:sz w:val="17"/>
     </w:rPr>
   </w:style>
+  <w:style w:type="paragraph" w:customStyle="1" w:styleId="DocumentTitle">
+    <w:name w:val="Document Title"/>
+    <w:basedOn w:val="Normal"/>
+    <w:pPr>
+      <w:spacing w:after="80" w:line="240" w:lineRule="auto"/>
+    </w:pPr>
+    <w:rPr>
+      <w:rFonts w:ascii="Arial" w:hAnsi="Arial"/>
+      <w:b/>
+      <w:color w:val="1F3A5F"/>
+      <w:sz w:val="32"/>
+    </w:rPr>
+  </w:style>
+  <w:style w:type="paragraph" w:customStyle="1" w:styleId="DocumentSubtitle">
+    <w:name w:val="Document Subtitle"/>
+    <w:basedOn w:val="Normal"/>
+    <w:pPr>
+      <w:spacing w:after="180" w:line="288" w:lineRule="auto"/>
+    </w:pPr>
+    <w:rPr>
+      <w:rFonts w:ascii="Arial" w:hAnsi="Arial"/>
+      <w:b/>
+      <w:sz w:val="21"/>
+    </w:rPr>
+  </w:style>
+  <w:style w:type="paragraph" w:customStyle="1" w:styleId="LegalBody">
+    <w:name w:val="Legal Body"/>
+    <w:basedOn w:val="Normal"/>
+  </w:style>
+  <w:style w:type="paragraph" w:customStyle="1" w:styleId="FieldHint">
+    <w:name w:val="Field Hint"/>
+    <w:basedOn w:val="Normal"/>
+    <w:pPr>
+      <w:spacing w:after="80" w:line="252" w:lineRule="auto"/>
+    </w:pPr>
+    <w:rPr>
+      <w:rFonts w:ascii="Arial" w:hAnsi="Arial"/>
+      <w:i/>
+      <w:color w:val="6F6F6F"/>
+      <w:sz w:val="16"/>
+    </w:rPr>
+  </w:style>
+  <w:style w:type="paragraph" w:customStyle="1" w:styleId="SectionHeading">
+    <w:name w:val="Section Heading"/>
+    <w:basedOn w:val="Normal"/>
+    <w:pPr>
+      <w:spacing w:after="100" w:line="240" w:lineRule="auto"/>
+    </w:pPr>
+    <w:rPr>
+      <w:rFonts w:ascii="Arial" w:hAnsi="Arial"/>
+      <w:b/>
+      <w:color w:val="1F3A5F"/>
+      <w:sz w:val="21"/>
+    </w:rPr>
+  </w:style>
   <w:style w:type="paragraph" w:customStyle="1" w:styleId="FieldLabel">
     <w:name w:val="Field Label"/>
     <w:basedOn w:val="Normal"/>
@@ -1796,47 +1662,17 @@
       <w:sz w:val="18"/>
     </w:rPr>
   </w:style>
-  <w:style w:type="paragraph" w:customStyle="1" w:styleId="FieldHint">
-    <w:name w:val="Field Hint"/>
+  <w:style w:type="paragraph" w:customStyle="1" w:styleId="SignatureRole">
+    <w:name w:val="Signature Role"/>
     <w:basedOn w:val="Normal"/>
     <w:pPr>
-      <w:spacing w:after="80" w:line="252" w:lineRule="auto"/>
-    </w:pPr>
-    <w:rPr>
-      <w:rFonts w:ascii="Arial" w:hAnsi="Arial"/>
-      <w:i/>
-      <w:color w:val="6F6F6F"/>
-      <w:sz w:val="16"/>
-    </w:rPr>
-  </w:style>
-  <w:style w:type="paragraph" w:customStyle="1" w:styleId="DocumentTitle">
-    <w:name w:val="Document Title"/>
-    <w:basedOn w:val="Normal"/>
-    <w:pPr>
-      <w:spacing w:after="80" w:line="240" w:lineRule="auto"/>
+      <w:spacing w:after="0" w:line="252" w:lineRule="auto"/>
     </w:pPr>
     <w:rPr>
       <w:rFonts w:ascii="Arial" w:hAnsi="Arial"/>
       <w:b/>
-      <w:color w:val="1F3A5F"/>
-      <w:sz w:val="32"/>
-    </w:rPr>
-  </w:style>
-  <w:style w:type="paragraph" w:customStyle="1" w:styleId="DocumentSubtitle">
-    <w:name w:val="Document Subtitle"/>
-    <w:basedOn w:val="Normal"/>
-    <w:pPr>
-      <w:spacing w:after="180" w:line="288" w:lineRule="auto"/>
-    </w:pPr>
-    <w:rPr>
-      <w:rFonts w:ascii="Arial" w:hAnsi="Arial"/>
-      <w:b/>
-      <w:sz w:val="21"/>
-    </w:rPr>
-  </w:style>
-  <w:style w:type="paragraph" w:customStyle="1" w:styleId="LegalBody">
-    <w:name w:val="Legal Body"/>
-    <w:basedOn w:val="Normal"/>
+      <w:sz w:val="17"/>
+    </w:rPr>
   </w:style>
 </w:styles>
 </file>

--- a/templates/template_akt14_1.docx
+++ b/templates/template_akt14_1.docx
@@ -729,7 +729,7 @@
     </w:p>
     <w:p>
       <w:pPr>
-        <w:pStyle w:val="LegalBody"/>
+        <w:pStyle w:val="SignatureLine"/>
       </w:pPr>
       <w:r>
         <w:rPr/>
@@ -739,15 +739,12 @@
         <w:rPr/>
       </w:r>
       <w:r>
-        <w:rPr>
-          <w:i/>
-          <w:iCs/>
-        </w:rPr>
-      </w:r>
-    </w:p>
-    <w:p>
-      <w:pPr>
-        <w:pStyle w:val="LegalBody"/>
+        <w:rPr/>
+      </w:r>
+    </w:p>
+    <w:p>
+      <w:pPr>
+        <w:pStyle w:val="SignatureLine"/>
       </w:pPr>
       <w:r>
         <w:rPr/>
@@ -757,15 +754,12 @@
         <w:rPr/>
       </w:r>
       <w:r>
-        <w:rPr>
-          <w:i/>
-          <w:iCs/>
-        </w:rPr>
-      </w:r>
-    </w:p>
-    <w:p>
-      <w:pPr>
-        <w:pStyle w:val="LegalBody"/>
+        <w:rPr/>
+      </w:r>
+    </w:p>
+    <w:p>
+      <w:pPr>
+        <w:pStyle w:val="SignatureLine"/>
       </w:pPr>
       <w:r>
         <w:rPr/>
@@ -775,23 +769,17 @@
         <w:rPr/>
       </w:r>
       <w:r>
-        <w:rPr>
-          <w:i/>
-          <w:iCs/>
-        </w:rPr>
-      </w:r>
-      <w:r>
-        <w:rPr>
-          <w:i/>
-          <w:iCs/>
-        </w:rPr>
+        <w:rPr/>
+      </w:r>
+      <w:r>
+        <w:rPr/>
       </w:r>
     </w:p>
     <w:p/>
     <w:p/>
     <w:p>
       <w:pPr>
-        <w:pStyle w:val="LegalBody"/>
+        <w:pStyle w:val="SignatureLine"/>
       </w:pPr>
       <w:r>
         <w:rPr/>
@@ -801,10 +789,7 @@
         <w:rPr/>
       </w:r>
       <w:r>
-        <w:rPr>
-          <w:i/>
-          <w:iCs/>
-        </w:rPr>
+        <w:rPr/>
       </w:r>
     </w:p>
     <w:p>
@@ -1674,6 +1659,22 @@
       <w:sz w:val="17"/>
     </w:rPr>
   </w:style>
+  <w:style w:type="paragraph" w:customStyle="1" w:styleId="SignatureLine">
+    <w:name w:val="Signature Line"/>
+    <w:basedOn w:val="Normal"/>
+    <w:pPr>
+      <w:spacing w:before="0" w:after="0" w:line="480" w:lineRule="auto"/>
+    </w:pPr>
+    <w:rPr>
+      <w:rFonts w:ascii="Arial" w:hAnsi="Arial" w:eastAsia="Arial" w:cs="Arial"/>
+      <w:b w:val="0"/>
+      <w:bCs w:val="0"/>
+      <w:i w:val="1"/>
+      <w:iCs w:val="1"/>
+      <w:sz w:val="21"/>
+      <w:szCs w:val="21"/>
+    </w:rPr>
+  </w:style>
 </w:styles>
 </file>
 
